--- a/data/document_templates/cad_template.docx
+++ b/data/document_templates/cad_template.docx
@@ -4,22 +4,14 @@
   <w:body>
     <w:p>
       <w:pPr>
-        <w:spacing w:after="0" w:line="240" w:lineRule="auto"/>
-        <w:rPr>
-          <w:b/>
-          <w:bCs/>
-        </w:rPr>
-      </w:pPr>
-      <w:r>
-        <w:rPr>
-          <w:b/>
-          <w:bCs/>
-          <w:color w:val="FFFFFF" w:themeColor="background1"/>
+        <w:spacing w:after="120" w:line="240" w:lineRule="auto"/>
+        <w:rPr>
+          <w:b/>
+          <w:bCs/>
           <w:sz w:val="24"/>
           <w:szCs w:val="24"/>
         </w:rPr>
-        <w:t xml:space="preserve">     </w:t>
-      </w:r>
+      </w:pPr>
       <w:r>
         <w:rPr>
           <w:b/>
@@ -27,7 +19,7 @@
           <w:sz w:val="24"/>
           <w:szCs w:val="24"/>
         </w:rPr>
-        <w:t xml:space="preserve"> </w:t>
+        <w:t xml:space="preserve">                                                                              </w:t>
       </w:r>
       <w:r>
         <w:rPr>
@@ -36,7 +28,7 @@
           <w:sz w:val="24"/>
           <w:szCs w:val="24"/>
         </w:rPr>
-        <w:t xml:space="preserve">                                                                CAD “Cash Against Documents “  </w:t>
+        <w:t>CAD “Cash</w:t>
       </w:r>
       <w:r>
         <w:rPr>
@@ -45,41 +37,7 @@
           <w:sz w:val="24"/>
           <w:szCs w:val="24"/>
         </w:rPr>
-        <w:br/>
-      </w:r>
-      <w:r>
-        <w:rPr>
-          <w:b/>
-          <w:bCs/>
-          <w:color w:val="FFFFFF" w:themeColor="background1"/>
-        </w:rPr>
-        <w:t>Address: Tanta,</w:t>
-      </w:r>
-      <w:r>
-        <w:rPr>
-          <w:b/>
-          <w:bCs/>
-          <w:color w:val="FFFFFF" w:themeColor="background1"/>
-        </w:rPr>
-        <w:t xml:space="preserve"> El </w:t>
-      </w:r>
-      <w:proofErr w:type="gramStart"/>
-      <w:r>
-        <w:rPr>
-          <w:b/>
-          <w:bCs/>
-          <w:color w:val="FFFFFF" w:themeColor="background1"/>
-        </w:rPr>
-        <w:t>Gharbia ,</w:t>
-      </w:r>
-      <w:proofErr w:type="gramEnd"/>
-      <w:r>
-        <w:rPr>
-          <w:b/>
-          <w:bCs/>
-          <w:color w:val="FFFFFF" w:themeColor="background1"/>
-        </w:rPr>
-        <w:t xml:space="preserve"> Egypt</w:t>
+        <w:t xml:space="preserve"> Against Documents “</w:t>
       </w:r>
     </w:p>
     <w:p>
@@ -103,7 +61,28 @@
           <w:b/>
           <w:bCs/>
         </w:rPr>
-        <w:t xml:space="preserve">:   ALTAHHAN GOLDEN DATES - New Valley Egypt.  Office 417 </w:t>
+        <w:t xml:space="preserve">:   </w:t>
+      </w:r>
+      <w:r>
+        <w:rPr>
+          <w:b/>
+          <w:bCs/>
+        </w:rPr>
+        <w:t xml:space="preserve">ALTAHHAN GOLDEN </w:t>
+      </w:r>
+      <w:r>
+        <w:rPr>
+          <w:b/>
+          <w:bCs/>
+        </w:rPr>
+        <w:t>DATES -</w:t>
+      </w:r>
+      <w:r>
+        <w:rPr>
+          <w:b/>
+          <w:bCs/>
+        </w:rPr>
+        <w:t xml:space="preserve"> New Valley Egypt.  Office 417 </w:t>
       </w:r>
       <w:proofErr w:type="spellStart"/>
       <w:r>
@@ -177,7 +156,7 @@
           <w:b/>
           <w:bCs/>
         </w:rPr>
-        <w:t>Mille FOOD</w:t>
+        <w:t>JANAT AL NAKHIL DATTES SARL</w:t>
       </w:r>
     </w:p>
     <w:p>
@@ -199,6 +178,39 @@
         <w:t>Address:</w:t>
       </w:r>
       <w:r>
+        <w:t xml:space="preserve"> </w:t>
+      </w:r>
+      <w:r>
+        <w:rPr>
+          <w:b/>
+          <w:bCs/>
+        </w:rPr>
+        <w:t xml:space="preserve">DERB MILAN BD LA GRANDE CEINTURE N°187 HAY EL FARAH. </w:t>
+      </w:r>
+      <w:proofErr w:type="gramStart"/>
+      <w:r>
+        <w:rPr>
+          <w:b/>
+          <w:bCs/>
+        </w:rPr>
+        <w:t xml:space="preserve">CASABLANCA </w:t>
+      </w:r>
+      <w:r>
+        <w:rPr>
+          <w:b/>
+          <w:bCs/>
+        </w:rPr>
+        <w:t>,</w:t>
+      </w:r>
+      <w:proofErr w:type="gramEnd"/>
+      <w:r>
+        <w:rPr>
+          <w:b/>
+          <w:bCs/>
+        </w:rPr>
+        <w:t xml:space="preserve"> MAROCCO</w:t>
+      </w:r>
+      <w:r>
         <w:rPr>
           <w:rFonts w:ascii="Times New Roman" w:eastAsia="SimSun" w:hAnsi="Times New Roman" w:cs="Times New Roman"/>
           <w:b/>
@@ -207,16 +219,6 @@
           <w:lang w:val="uk-UA" w:eastAsia="hi-IN" w:bidi="hi-IN"/>
         </w:rPr>
         <w:t xml:space="preserve"> </w:t>
-      </w:r>
-      <w:r>
-        <w:rPr>
-          <w:rFonts w:ascii="Times New Roman" w:eastAsia="SimSun" w:hAnsi="Times New Roman" w:cs="Times New Roman"/>
-          <w:b/>
-          <w:bCs/>
-          <w:kern w:val="1"/>
-          <w:lang w:eastAsia="hi-IN" w:bidi="hi-IN"/>
-        </w:rPr>
-        <w:t>71 ANGEL HAY FARAH&amp;BD GRANDE CEINTURE Rue 30 ETAGE 2- Morocco</w:t>
       </w:r>
     </w:p>
     <w:p>
@@ -228,16 +230,14 @@
           <w:lang w:eastAsia="hi-IN" w:bidi="ar-EG"/>
         </w:rPr>
       </w:pPr>
-      <w:proofErr w:type="gramStart"/>
       <w:r>
         <w:rPr>
           <w:rFonts w:ascii="Times New Roman" w:eastAsia="SimSun" w:hAnsi="Times New Roman" w:cs="Times New Roman"/>
           <w:kern w:val="1"/>
           <w:lang w:eastAsia="hi-IN" w:bidi="hi-IN"/>
         </w:rPr>
-        <w:t>Phone :</w:t>
-      </w:r>
-      <w:proofErr w:type="gramEnd"/>
+        <w:t>Email:</w:t>
+      </w:r>
       <w:r>
         <w:rPr>
           <w:rFonts w:ascii="Times New Roman" w:eastAsia="SimSun" w:hAnsi="Times New Roman" w:cs="Times New Roman"/>
@@ -252,41 +252,7 @@
           <w:kern w:val="1"/>
           <w:lang w:eastAsia="hi-IN" w:bidi="hi-IN"/>
         </w:rPr>
-        <w:t>+</w:t>
-      </w:r>
-      <w:r>
-        <w:rPr>
-          <w:rFonts w:ascii="Times New Roman" w:eastAsia="SimSun" w:hAnsi="Times New Roman" w:cs="Times New Roman"/>
-          <w:kern w:val="1"/>
-          <w:lang w:eastAsia="hi-IN" w:bidi="hi-IN"/>
-        </w:rPr>
-        <w:t>212</w:t>
-      </w:r>
-      <w:r>
-        <w:rPr>
-          <w:rFonts w:ascii="Times New Roman" w:eastAsia="SimSun" w:hAnsi="Times New Roman" w:cs="Times New Roman" w:hint="cs"/>
-          <w:kern w:val="1"/>
-          <w:rtl/>
-          <w:lang w:eastAsia="hi-IN" w:bidi="ar-EG"/>
-        </w:rPr>
-        <w:t xml:space="preserve"> -</w:t>
-      </w:r>
-      <w:r>
-        <w:rPr>
-          <w:rFonts w:ascii="Times New Roman" w:eastAsia="SimSun" w:hAnsi="Times New Roman" w:cs="Times New Roman"/>
-          <w:kern w:val="1"/>
-          <w:lang w:eastAsia="hi-IN" w:bidi="ar-EG"/>
-        </w:rPr>
-        <w:t>698049626 / 212-661438088</w:t>
-      </w:r>
-      <w:r>
-        <w:rPr>
-          <w:rFonts w:ascii="Times New Roman" w:eastAsia="SimSun" w:hAnsi="Times New Roman" w:cs="Times New Roman" w:hint="cs"/>
-          <w:kern w:val="1"/>
-          <w:rtl/>
-          <w:lang w:eastAsia="hi-IN" w:bidi="ar-EG"/>
-        </w:rPr>
-        <w:t xml:space="preserve"> </w:t>
+        <w:t>Jannat.alnakhil@gmail.com</w:t>
       </w:r>
     </w:p>
     <w:p>
@@ -312,160 +278,9 @@
           <w:szCs w:val="24"/>
           <w:u w:val="single"/>
         </w:rPr>
-        <w:t>Bank Details shipper</w:t>
-      </w:r>
-    </w:p>
-    <w:p>
-      <w:pPr>
-        <w:spacing w:after="120" w:line="240" w:lineRule="auto"/>
-        <w:rPr>
-          <w:b/>
-          <w:bCs/>
-        </w:rPr>
-      </w:pPr>
-      <w:r>
-        <w:rPr>
-          <w:b/>
-          <w:bCs/>
-        </w:rPr>
-        <w:t xml:space="preserve">BANK NAME: </w:t>
-      </w:r>
-      <w:r>
-        <w:rPr>
-          <w:b/>
-          <w:bCs/>
-        </w:rPr>
-        <w:t>Abu Dhabi Commercial Bank - Egypt</w:t>
-      </w:r>
-      <w:r>
-        <w:rPr>
-          <w:b/>
-          <w:bCs/>
-        </w:rPr>
-        <w:t xml:space="preserve">  </w:t>
-      </w:r>
-      <w:r>
-        <w:rPr>
-          <w:b/>
-          <w:bCs/>
-        </w:rPr>
-        <w:t xml:space="preserve">                             </w:t>
-      </w:r>
-      <w:r>
-        <w:rPr>
-          <w:b/>
-          <w:bCs/>
-        </w:rPr>
-        <w:t xml:space="preserve">ACC NO: </w:t>
-      </w:r>
-      <w:r>
-        <w:rPr>
-          <w:b/>
-          <w:bCs/>
-        </w:rPr>
-        <w:t>1140724710010201</w:t>
-      </w:r>
-    </w:p>
-    <w:p>
-      <w:pPr>
-        <w:spacing w:after="120" w:line="240" w:lineRule="auto"/>
-        <w:rPr>
-          <w:b/>
-          <w:bCs/>
-        </w:rPr>
-      </w:pPr>
-      <w:r>
-        <w:rPr>
-          <w:b/>
-          <w:bCs/>
-        </w:rPr>
-        <w:t>IBAN ID:    EG</w:t>
-      </w:r>
-      <w:r>
-        <w:rPr>
-          <w:b/>
-          <w:bCs/>
-        </w:rPr>
-        <w:t>090027002001140724710010201</w:t>
-      </w:r>
-    </w:p>
-    <w:p>
-      <w:pPr>
-        <w:spacing w:line="240" w:lineRule="auto"/>
-        <w:ind w:right="175"/>
-        <w:contextualSpacing/>
-        <w:rPr>
-          <w:rFonts w:ascii="Times New Roman" w:hAnsi="Times New Roman" w:cs="Times New Roman"/>
-          <w:b/>
-          <w:color w:val="FFFFFF" w:themeColor="background1"/>
-        </w:rPr>
-      </w:pPr>
-      <w:r>
-        <w:rPr>
-          <w:b/>
-          <w:bCs/>
-        </w:rPr>
-        <w:t xml:space="preserve">SWIFT CODE: </w:t>
-      </w:r>
-      <w:r>
-        <w:rPr>
-          <w:b/>
-          <w:bCs/>
-        </w:rPr>
-        <w:t xml:space="preserve">ADCBEGCXXXX                                             </w:t>
-      </w:r>
-      <w:r>
-        <w:rPr>
-          <w:b/>
-          <w:bCs/>
-        </w:rPr>
-        <w:t xml:space="preserve">ADRESS:  </w:t>
-      </w:r>
-      <w:r>
-        <w:rPr>
-          <w:b/>
-          <w:bCs/>
-        </w:rPr>
-        <w:t>T</w:t>
-      </w:r>
-      <w:r>
-        <w:rPr>
-          <w:b/>
-          <w:bCs/>
-          <w:lang w:bidi="ar-EG"/>
-        </w:rPr>
-        <w:t xml:space="preserve">anta </w:t>
-      </w:r>
-      <w:proofErr w:type="gramStart"/>
-      <w:r>
-        <w:rPr>
-          <w:b/>
-          <w:bCs/>
-          <w:lang w:bidi="ar-EG"/>
-        </w:rPr>
-        <w:t xml:space="preserve">Branch  </w:t>
-      </w:r>
-      <w:r>
-        <w:rPr>
-          <w:rFonts w:ascii="Times New Roman" w:hAnsi="Times New Roman" w:cs="Times New Roman"/>
-          <w:b/>
-          <w:color w:val="FFFFFF" w:themeColor="background1"/>
-        </w:rPr>
-        <w:t>SWIFT</w:t>
-      </w:r>
-      <w:proofErr w:type="gramEnd"/>
-      <w:r>
-        <w:rPr>
-          <w:rFonts w:ascii="Times New Roman" w:hAnsi="Times New Roman" w:cs="Times New Roman"/>
-          <w:b/>
-          <w:color w:val="FFFFFF" w:themeColor="background1"/>
-        </w:rPr>
-        <w:t xml:space="preserve"> COAD / MISEGCX411</w:t>
-      </w:r>
-    </w:p>
-    <w:p>
-      <w:pPr>
-        <w:spacing w:line="240" w:lineRule="auto"/>
+        <w:t xml:space="preserve">Bank Details </w:t>
+      </w:r>
+      <w:r>
         <w:rPr>
           <w:b/>
           <w:bCs/>
@@ -473,8 +288,175 @@
           <w:szCs w:val="24"/>
           <w:u w:val="single"/>
         </w:rPr>
-      </w:pPr>
-      <w:r>
+        <w:t>shipper</w:t>
+      </w:r>
+    </w:p>
+    <w:p>
+      <w:pPr>
+        <w:spacing w:after="120" w:line="240" w:lineRule="auto"/>
+        <w:rPr>
+          <w:b/>
+          <w:bCs/>
+        </w:rPr>
+      </w:pPr>
+      <w:r>
+        <w:rPr>
+          <w:b/>
+          <w:bCs/>
+        </w:rPr>
+        <w:t xml:space="preserve">BANK NAME: </w:t>
+      </w:r>
+      <w:r>
+        <w:rPr>
+          <w:b/>
+          <w:bCs/>
+        </w:rPr>
+        <w:t>Abu Dhabi Commercial Bank - Egypt</w:t>
+      </w:r>
+      <w:r>
+        <w:rPr>
+          <w:b/>
+          <w:bCs/>
+        </w:rPr>
+        <w:t xml:space="preserve">  </w:t>
+      </w:r>
+      <w:r>
+        <w:rPr>
+          <w:b/>
+          <w:bCs/>
+        </w:rPr>
+        <w:t xml:space="preserve">                             </w:t>
+      </w:r>
+      <w:r>
+        <w:rPr>
+          <w:b/>
+          <w:bCs/>
+        </w:rPr>
+        <w:t xml:space="preserve">ACC NO: </w:t>
+      </w:r>
+      <w:r>
+        <w:rPr>
+          <w:b/>
+          <w:bCs/>
+        </w:rPr>
+        <w:t>1140724710010201</w:t>
+      </w:r>
+    </w:p>
+    <w:p>
+      <w:pPr>
+        <w:spacing w:after="120" w:line="240" w:lineRule="auto"/>
+        <w:rPr>
+          <w:b/>
+          <w:bCs/>
+        </w:rPr>
+      </w:pPr>
+      <w:r>
+        <w:rPr>
+          <w:b/>
+          <w:bCs/>
+        </w:rPr>
+        <w:t>IBAN ID:    EG</w:t>
+      </w:r>
+      <w:r>
+        <w:rPr>
+          <w:b/>
+          <w:bCs/>
+        </w:rPr>
+        <w:t>090027002001140724710010201</w:t>
+      </w:r>
+    </w:p>
+    <w:p>
+      <w:pPr>
+        <w:spacing w:after="120" w:line="240" w:lineRule="auto"/>
+        <w:rPr>
+          <w:b/>
+          <w:bCs/>
+        </w:rPr>
+      </w:pPr>
+      <w:r>
+        <w:rPr>
+          <w:b/>
+          <w:bCs/>
+        </w:rPr>
+        <w:t xml:space="preserve">SWIFT CODE: </w:t>
+      </w:r>
+      <w:r>
+        <w:rPr>
+          <w:b/>
+          <w:bCs/>
+        </w:rPr>
+        <w:t xml:space="preserve">ADCBEGCXXXX                                             </w:t>
+      </w:r>
+      <w:r>
+        <w:rPr>
+          <w:b/>
+          <w:bCs/>
+        </w:rPr>
+        <w:t xml:space="preserve">ADRESS:  </w:t>
+      </w:r>
+      <w:r>
+        <w:rPr>
+          <w:b/>
+          <w:bCs/>
+        </w:rPr>
+        <w:t>T</w:t>
+      </w:r>
+      <w:r>
+        <w:rPr>
+          <w:b/>
+          <w:bCs/>
+          <w:lang w:bidi="ar-EG"/>
+        </w:rPr>
+        <w:t xml:space="preserve">anta </w:t>
+      </w:r>
+      <w:proofErr w:type="gramStart"/>
+      <w:r>
+        <w:rPr>
+          <w:b/>
+          <w:bCs/>
+          <w:lang w:bidi="ar-EG"/>
+        </w:rPr>
+        <w:t xml:space="preserve">Branch  </w:t>
+      </w:r>
+      <w:r>
+        <w:rPr>
+          <w:rFonts w:ascii="Times New Roman" w:hAnsi="Times New Roman" w:cs="Times New Roman"/>
+          <w:b/>
+          <w:color w:val="FFFFFF" w:themeColor="background1"/>
+        </w:rPr>
+        <w:t>SWIFT</w:t>
+      </w:r>
+      <w:proofErr w:type="gramEnd"/>
+      <w:r>
+        <w:rPr>
+          <w:rFonts w:ascii="Times New Roman" w:hAnsi="Times New Roman" w:cs="Times New Roman"/>
+          <w:b/>
+          <w:color w:val="FFFFFF" w:themeColor="background1"/>
+        </w:rPr>
+        <w:t xml:space="preserve"> </w:t>
+      </w:r>
+      <w:proofErr w:type="spellStart"/>
+      <w:r>
+        <w:rPr>
+          <w:rFonts w:ascii="Times New Roman" w:hAnsi="Times New Roman" w:cs="Times New Roman"/>
+          <w:b/>
+          <w:color w:val="FFFFFF" w:themeColor="background1"/>
+        </w:rPr>
+        <w:t>SWIFT</w:t>
+      </w:r>
+      <w:proofErr w:type="spellEnd"/>
+      <w:r>
+        <w:rPr>
+          <w:rFonts w:ascii="Times New Roman" w:hAnsi="Times New Roman" w:cs="Times New Roman"/>
+          <w:b/>
+          <w:color w:val="FFFFFF" w:themeColor="background1"/>
+        </w:rPr>
+        <w:t xml:space="preserve"> COAD / MISEGCX411</w:t>
+      </w:r>
+    </w:p>
+    <w:p>
+      <w:pPr>
+        <w:spacing w:after="120" w:line="240" w:lineRule="auto"/>
         <w:rPr>
           <w:b/>
           <w:bCs/>
@@ -482,375 +464,163 @@
           <w:szCs w:val="24"/>
           <w:u w:val="single"/>
         </w:rPr>
-        <w:t>Bank Details consignee</w:t>
-      </w:r>
-    </w:p>
-    <w:p>
-      <w:pPr>
-        <w:spacing w:line="240" w:lineRule="auto"/>
-        <w:rPr>
-          <w:b/>
-          <w:bCs/>
-        </w:rPr>
-      </w:pPr>
-      <w:r>
-        <w:rPr>
-          <w:b/>
-          <w:bCs/>
-        </w:rPr>
-        <w:t xml:space="preserve">Acc Name: </w:t>
-      </w:r>
-      <w:r>
-        <w:rPr>
-          <w:rFonts w:hint="cs"/>
-          <w:b/>
-          <w:bCs/>
-          <w:rtl/>
-        </w:rPr>
-        <w:t xml:space="preserve"> </w:t>
-      </w:r>
-      <w:r>
-        <w:rPr>
-          <w:b/>
-          <w:bCs/>
-        </w:rPr>
-        <w:t>MILLE FOOD</w:t>
-      </w:r>
-      <w:r>
-        <w:rPr>
-          <w:b/>
-          <w:bCs/>
-        </w:rPr>
-        <w:t xml:space="preserve"> </w:t>
-      </w:r>
-      <w:r>
-        <w:rPr>
-          <w:b/>
-          <w:bCs/>
-        </w:rPr>
-        <w:t xml:space="preserve"> </w:t>
-      </w:r>
-      <w:r>
-        <w:rPr>
-          <w:b/>
-          <w:bCs/>
-        </w:rPr>
-        <w:t xml:space="preserve">                                                    </w:t>
-      </w:r>
-    </w:p>
-    <w:p>
-      <w:pPr>
-        <w:spacing w:line="240" w:lineRule="auto"/>
-        <w:rPr>
-          <w:b/>
-          <w:bCs/>
-          <w:lang w:val="fr-FR"/>
-        </w:rPr>
-      </w:pPr>
-      <w:r>
-        <w:rPr>
-          <w:b/>
-          <w:bCs/>
-        </w:rPr>
-        <w:t xml:space="preserve">BANK NAME:   </w:t>
-      </w:r>
-      <w:r>
-        <w:rPr>
-          <w:b/>
-          <w:bCs/>
-        </w:rPr>
-        <w:t>ATTIJARI WAFA BANK</w:t>
-      </w:r>
-      <w:r>
-        <w:rPr>
-          <w:b/>
-          <w:bCs/>
-        </w:rPr>
-        <w:t xml:space="preserve"> </w:t>
-      </w:r>
-      <w:r>
-        <w:rPr>
-          <w:b/>
-          <w:bCs/>
-        </w:rPr>
-        <w:t>–</w:t>
-      </w:r>
-      <w:r>
-        <w:rPr>
-          <w:b/>
-          <w:bCs/>
-        </w:rPr>
-        <w:t xml:space="preserve"> </w:t>
-      </w:r>
-      <w:r>
-        <w:rPr>
-          <w:b/>
-          <w:bCs/>
-        </w:rPr>
-        <w:t>AWB</w:t>
-      </w:r>
-      <w:r>
-        <w:rPr>
-          <w:b/>
-          <w:bCs/>
-          <w:lang w:val="fr-FR"/>
-        </w:rPr>
-        <w:t xml:space="preserve">       </w:t>
-      </w:r>
-      <w:r>
-        <w:rPr>
-          <w:b/>
-          <w:bCs/>
-          <w:lang w:val="fr-FR"/>
-        </w:rPr>
-        <w:t xml:space="preserve">   </w:t>
-      </w:r>
-      <w:r>
-        <w:rPr>
-          <w:b/>
-          <w:bCs/>
-          <w:lang w:val="fr-FR"/>
-        </w:rPr>
-        <w:t xml:space="preserve">    </w:t>
-      </w:r>
-      <w:r>
-        <w:rPr>
-          <w:b/>
-          <w:bCs/>
-          <w:lang w:val="fr-FR"/>
-        </w:rPr>
-        <w:t xml:space="preserve">    </w:t>
-      </w:r>
-      <w:r>
-        <w:rPr>
-          <w:b/>
-          <w:bCs/>
-          <w:lang w:val="fr-FR"/>
-        </w:rPr>
-        <w:t xml:space="preserve"> </w:t>
-      </w:r>
-      <w:r>
-        <w:rPr>
-          <w:b/>
-          <w:bCs/>
-          <w:lang w:val="fr-FR"/>
-        </w:rPr>
-        <w:t xml:space="preserve">      </w:t>
-      </w:r>
-      <w:r>
-        <w:rPr>
-          <w:b/>
-          <w:bCs/>
-          <w:lang w:val="fr-FR"/>
-        </w:rPr>
-        <w:t xml:space="preserve"> </w:t>
-      </w:r>
-      <w:r>
-        <w:rPr>
-          <w:b/>
-          <w:bCs/>
-        </w:rPr>
-        <w:t>ACC NO:  0009335000000706</w:t>
-      </w:r>
-    </w:p>
-    <w:p>
-      <w:pPr>
-        <w:spacing w:line="240" w:lineRule="auto"/>
-        <w:rPr>
-          <w:b/>
-          <w:bCs/>
-          <w:lang w:bidi="ar-EG"/>
-        </w:rPr>
-      </w:pPr>
-      <w:r>
-        <w:rPr>
-          <w:b/>
-          <w:bCs/>
-        </w:rPr>
-        <w:t>IBAN ID: 007 815 00 0933 5 000000706 50</w:t>
-      </w:r>
-      <w:r>
-        <w:rPr>
-          <w:b/>
-          <w:bCs/>
-          <w:lang w:bidi="ar-EG"/>
-        </w:rPr>
-        <w:t xml:space="preserve">                       </w:t>
-      </w:r>
-    </w:p>
-    <w:p>
-      <w:pPr>
-        <w:spacing w:line="240" w:lineRule="auto"/>
-        <w:rPr>
-          <w:b/>
-          <w:bCs/>
-          <w:lang w:bidi="ar-EG"/>
-        </w:rPr>
-      </w:pPr>
-      <w:r>
-        <w:rPr>
-          <w:b/>
-          <w:bCs/>
-        </w:rPr>
-        <w:t>SWIFT CODE:  BCMAMAMC</w:t>
-      </w:r>
-      <w:r>
-        <w:rPr>
-          <w:b/>
-          <w:bCs/>
-        </w:rPr>
-        <w:t xml:space="preserve">                  </w:t>
-      </w:r>
-      <w:r>
-        <w:rPr>
-          <w:b/>
-          <w:bCs/>
-        </w:rPr>
-        <w:t xml:space="preserve">           </w:t>
-      </w:r>
-      <w:r>
-        <w:rPr>
-          <w:b/>
-          <w:bCs/>
-        </w:rPr>
-        <w:t xml:space="preserve">   bank postal code: </w:t>
-      </w:r>
-      <w:r>
-        <w:rPr>
-          <w:b/>
-          <w:bCs/>
-        </w:rPr>
-        <w:t>11000</w:t>
-      </w:r>
-    </w:p>
-    <w:p>
-      <w:pPr>
-        <w:spacing w:line="240" w:lineRule="auto"/>
-        <w:rPr>
-          <w:b/>
-          <w:bCs/>
-          <w:lang w:bidi="ar-EG"/>
-        </w:rPr>
-      </w:pPr>
-      <w:r>
-        <w:rPr>
-          <w:b/>
-          <w:bCs/>
-          <w:lang w:val="fr-FR"/>
-        </w:rPr>
-        <w:t>Agency Name : Center d </w:t>
-      </w:r>
-      <w:r>
-        <w:rPr>
-          <w:rFonts w:hint="cs"/>
-          <w:b/>
-          <w:bCs/>
-          <w:rtl/>
-          <w:lang w:val="fr-FR" w:bidi="ar-EG"/>
-        </w:rPr>
-        <w:t>’</w:t>
-      </w:r>
-      <w:r>
-        <w:rPr>
-          <w:b/>
-          <w:bCs/>
-          <w:lang w:val="fr-FR" w:bidi="ar-EG"/>
-        </w:rPr>
-        <w:t>Affaires /</w:t>
-      </w:r>
-      <w:proofErr w:type="gramStart"/>
-      <w:r>
-        <w:rPr>
-          <w:b/>
-          <w:bCs/>
-          <w:lang w:val="fr-FR" w:bidi="ar-EG"/>
-        </w:rPr>
-        <w:t>SALE .</w:t>
-      </w:r>
-      <w:proofErr w:type="gramEnd"/>
-      <w:r>
-        <w:rPr>
-          <w:b/>
-          <w:bCs/>
-          <w:lang w:val="fr-FR" w:bidi="ar-EG"/>
-        </w:rPr>
-        <w:t xml:space="preserve">  (Business Center/SALE)</w:t>
-      </w:r>
-    </w:p>
-    <w:p>
-      <w:pPr>
-        <w:spacing w:line="240" w:lineRule="auto"/>
-        <w:rPr>
-          <w:b/>
-          <w:bCs/>
-        </w:rPr>
-      </w:pPr>
-      <w:r>
-        <w:rPr>
-          <w:b/>
-          <w:bCs/>
-        </w:rPr>
-        <w:t xml:space="preserve">ADRESS: AVENUE ABDELKRIM </w:t>
-      </w:r>
-      <w:proofErr w:type="gramStart"/>
-      <w:r>
-        <w:rPr>
-          <w:b/>
-          <w:bCs/>
-        </w:rPr>
-        <w:t>KHATTABI ,</w:t>
-      </w:r>
-      <w:proofErr w:type="gramEnd"/>
-      <w:r>
-        <w:rPr>
-          <w:b/>
-          <w:bCs/>
-        </w:rPr>
-        <w:t xml:space="preserve"> HAY SALAM CP 11000 , Sale Morocco </w:t>
-      </w:r>
-    </w:p>
-    <w:p>
-      <w:pPr>
-        <w:spacing w:after="0" w:line="240" w:lineRule="auto"/>
-        <w:rPr>
-          <w:b/>
-          <w:bCs/>
-          <w:u w:val="single"/>
-        </w:rPr>
-      </w:pPr>
-      <w:r>
-        <w:rPr>
-          <w:b/>
-          <w:bCs/>
-          <w:u w:val="single"/>
-        </w:rPr>
-        <w:t xml:space="preserve">Documents </w:t>
-      </w:r>
-      <w:r>
-        <w:rPr>
-          <w:b/>
-          <w:bCs/>
-          <w:u w:val="single"/>
-        </w:rPr>
-        <w:t>Terms</w:t>
-      </w:r>
-      <w:r>
-        <w:rPr>
-          <w:b/>
-          <w:bCs/>
-          <w:u w:val="single"/>
-        </w:rPr>
-        <w:t>:</w:t>
-      </w:r>
-    </w:p>
-    <w:p>
-      <w:pPr>
-        <w:spacing w:after="0" w:line="240" w:lineRule="auto"/>
+      </w:pPr>
+      <w:r>
         <w:rPr>
           <w:b/>
           <w:bCs/>
           <w:sz w:val="24"/>
           <w:szCs w:val="24"/>
+          <w:u w:val="single"/>
+        </w:rPr>
+        <w:t>Bank Details consignee</w:t>
+      </w:r>
+    </w:p>
+    <w:p>
+      <w:pPr>
+        <w:spacing w:after="120" w:line="240" w:lineRule="auto"/>
+        <w:rPr>
+          <w:b/>
+          <w:bCs/>
+        </w:rPr>
+      </w:pPr>
+      <w:r>
+        <w:rPr>
+          <w:b/>
+          <w:bCs/>
+        </w:rPr>
+        <w:t>Acc Name</w:t>
+      </w:r>
+      <w:r>
+        <w:rPr>
+          <w:b/>
+          <w:bCs/>
+        </w:rPr>
+        <w:t>: JANAT AL NAKHIL DATTES SARL</w:t>
+      </w:r>
+    </w:p>
+    <w:p>
+      <w:pPr>
+        <w:spacing w:after="120" w:line="240" w:lineRule="auto"/>
+        <w:rPr>
+          <w:b/>
+          <w:bCs/>
+        </w:rPr>
+      </w:pPr>
+      <w:r>
+        <w:rPr>
+          <w:b/>
+          <w:bCs/>
+        </w:rPr>
+        <w:t xml:space="preserve">BANK </w:t>
+      </w:r>
+      <w:r>
+        <w:rPr>
+          <w:b/>
+          <w:bCs/>
+        </w:rPr>
+        <w:t>NAME:</w:t>
+      </w:r>
+      <w:r>
+        <w:rPr>
+          <w:b/>
+          <w:bCs/>
+        </w:rPr>
+        <w:t xml:space="preserve"> </w:t>
+      </w:r>
+      <w:proofErr w:type="spellStart"/>
+      <w:r>
+        <w:rPr>
+          <w:b/>
+          <w:bCs/>
+        </w:rPr>
+        <w:t>AttijariWafa</w:t>
+      </w:r>
+      <w:proofErr w:type="spellEnd"/>
+      <w:r>
+        <w:rPr>
+          <w:b/>
+          <w:bCs/>
+        </w:rPr>
+        <w:t xml:space="preserve"> bank</w:t>
+      </w:r>
+    </w:p>
+    <w:p>
+      <w:pPr>
+        <w:spacing w:after="120" w:line="240" w:lineRule="auto"/>
+        <w:rPr>
+          <w:b/>
+          <w:bCs/>
+        </w:rPr>
+      </w:pPr>
+      <w:r>
+        <w:rPr>
+          <w:b/>
+          <w:bCs/>
+        </w:rPr>
+        <w:t xml:space="preserve">ACC NO: </w:t>
+      </w:r>
+      <w:r>
+        <w:rPr>
+          <w:b/>
+          <w:bCs/>
+        </w:rPr>
+        <w:t>007 815 0009332000000595 10</w:t>
+      </w:r>
+    </w:p>
+    <w:p>
+      <w:pPr>
+        <w:spacing w:after="120" w:line="240" w:lineRule="auto"/>
+        <w:rPr>
+          <w:b/>
+          <w:bCs/>
+        </w:rPr>
+      </w:pPr>
+      <w:r>
+        <w:rPr>
+          <w:b/>
+          <w:bCs/>
+        </w:rPr>
+        <w:t>IBAN:</w:t>
+      </w:r>
+      <w:r>
+        <w:rPr>
+          <w:b/>
+          <w:bCs/>
+        </w:rPr>
+        <w:t xml:space="preserve"> MA64 007 815 0009332000000595 10</w:t>
+      </w:r>
+    </w:p>
+    <w:p>
+      <w:pPr>
+        <w:spacing w:after="120" w:line="240" w:lineRule="auto"/>
+        <w:rPr>
+          <w:b/>
+          <w:bCs/>
+        </w:rPr>
+      </w:pPr>
+      <w:r>
+        <w:rPr>
+          <w:b/>
+          <w:bCs/>
+        </w:rPr>
+        <w:t xml:space="preserve">SWIFT CODE: </w:t>
+      </w:r>
+      <w:r>
+        <w:rPr>
+          <w:b/>
+          <w:bCs/>
+        </w:rPr>
+        <w:t>BCMAMAMC</w:t>
+      </w:r>
+    </w:p>
+    <w:p>
+      <w:pPr>
+        <w:spacing w:after="120" w:line="240" w:lineRule="auto"/>
+        <w:rPr>
+          <w:b/>
+          <w:bCs/>
+          <w:highlight w:val="yellow"/>
           <w:rtl/>
           <w:lang w:bidi="ar-EG"/>
         </w:rPr>
@@ -859,6 +629,119 @@
         <w:rPr>
           <w:b/>
           <w:bCs/>
+          <w:lang w:val="fr-FR"/>
+        </w:rPr>
+        <w:t>Agency Name :</w:t>
+      </w:r>
+      <w:r>
+        <w:rPr>
+          <w:b/>
+          <w:bCs/>
+        </w:rPr>
+        <w:t xml:space="preserve"> </w:t>
+      </w:r>
+      <w:proofErr w:type="spellStart"/>
+      <w:r>
+        <w:rPr>
+          <w:b/>
+          <w:bCs/>
+        </w:rPr>
+        <w:t>AttijariWafa</w:t>
+      </w:r>
+      <w:proofErr w:type="spellEnd"/>
+      <w:r>
+        <w:rPr>
+          <w:b/>
+          <w:bCs/>
+        </w:rPr>
+        <w:t xml:space="preserve"> bank   </w:t>
+      </w:r>
+      <w:r>
+        <w:rPr>
+          <w:b/>
+          <w:bCs/>
+        </w:rPr>
+        <w:t xml:space="preserve">Postal Code : </w:t>
+      </w:r>
+      <w:r>
+        <w:rPr>
+          <w:b/>
+          <w:bCs/>
+        </w:rPr>
+        <w:t>26100</w:t>
+      </w:r>
+    </w:p>
+    <w:p>
+      <w:pPr>
+        <w:spacing w:after="120" w:line="240" w:lineRule="auto"/>
+        <w:rPr>
+          <w:b/>
+          <w:bCs/>
+        </w:rPr>
+      </w:pPr>
+      <w:r>
+        <w:rPr>
+          <w:b/>
+          <w:bCs/>
+        </w:rPr>
+        <w:t xml:space="preserve">ADRESS: </w:t>
+      </w:r>
+      <w:r>
+        <w:rPr>
+          <w:b/>
+          <w:bCs/>
+        </w:rPr>
+        <w:t>CENTRE D'AFFAIRES SALE AVENUE ABDELKRIM KHATTABI - HAY ESSALAM</w:t>
+      </w:r>
+    </w:p>
+    <w:p>
+      <w:pPr>
+        <w:spacing w:after="120" w:line="240" w:lineRule="auto"/>
+        <w:rPr>
+          <w:b/>
+          <w:bCs/>
+          <w:u w:val="single"/>
+        </w:rPr>
+      </w:pPr>
+      <w:r>
+        <w:rPr>
+          <w:b/>
+          <w:bCs/>
+          <w:u w:val="single"/>
+        </w:rPr>
+        <w:t xml:space="preserve">Documents </w:t>
+      </w:r>
+      <w:r>
+        <w:rPr>
+          <w:b/>
+          <w:bCs/>
+          <w:u w:val="single"/>
+        </w:rPr>
+        <w:t>Terms</w:t>
+      </w:r>
+      <w:r>
+        <w:rPr>
+          <w:b/>
+          <w:bCs/>
+          <w:u w:val="single"/>
+        </w:rPr>
+        <w:t>:</w:t>
+      </w:r>
+    </w:p>
+    <w:p>
+      <w:pPr>
+        <w:spacing w:after="120" w:line="240" w:lineRule="auto"/>
+        <w:rPr>
+          <w:b/>
+          <w:bCs/>
+          <w:color w:val="000000" w:themeColor="text1"/>
+          <w:rtl/>
+        </w:rPr>
+      </w:pPr>
+      <w:r>
+        <w:rPr>
+          <w:b/>
+          <w:bCs/>
         </w:rPr>
         <w:t>That Cover</w:t>
       </w:r>
@@ -867,7 +750,14 @@
           <w:b/>
           <w:bCs/>
         </w:rPr>
-        <w:t xml:space="preserve"> is </w:t>
+        <w:t xml:space="preserve"> </w:t>
+      </w:r>
+      <w:r>
+        <w:rPr>
+          <w:b/>
+          <w:bCs/>
+        </w:rPr>
+        <w:t xml:space="preserve">is </w:t>
       </w:r>
       <w:r>
         <w:rPr>
@@ -895,14 +785,82 @@
           <w:b/>
           <w:bCs/>
         </w:rPr>
-        <w:t>256500</w:t>
-      </w:r>
-      <w:r>
-        <w:rPr>
-          <w:rFonts w:hint="cs"/>
-          <w:b/>
-          <w:bCs/>
-          <w:rtl/>
+        <w:t>74250</w:t>
+      </w:r>
+      <w:r>
+        <w:rPr>
+          <w:b/>
+          <w:bCs/>
+        </w:rPr>
+        <w:t xml:space="preserve"> USD </w:t>
+      </w:r>
+      <w:r>
+        <w:rPr>
+          <w:b/>
+          <w:bCs/>
+          <w:color w:val="000000" w:themeColor="text1"/>
+        </w:rPr>
+        <w:t>(</w:t>
+      </w:r>
+      <w:proofErr w:type="gramStart"/>
+      <w:r>
+        <w:rPr>
+          <w:b/>
+          <w:bCs/>
+          <w:color w:val="000000" w:themeColor="text1"/>
+        </w:rPr>
+        <w:t>SEVENTY FOUR</w:t>
+      </w:r>
+      <w:proofErr w:type="gramEnd"/>
+      <w:r>
+        <w:rPr>
+          <w:b/>
+          <w:bCs/>
+          <w:color w:val="000000" w:themeColor="text1"/>
+        </w:rPr>
+        <w:t xml:space="preserve"> THOUSAND TWO HUNDRED FIFTY USD ONLY</w:t>
+      </w:r>
+      <w:r>
+        <w:rPr>
+          <w:b/>
+          <w:bCs/>
+          <w:color w:val="000000" w:themeColor="text1"/>
+        </w:rPr>
+        <w:t>)</w:t>
+      </w:r>
+    </w:p>
+    <w:p>
+      <w:pPr>
+        <w:spacing w:after="120" w:line="240" w:lineRule="auto"/>
+        <w:rPr>
+          <w:b/>
+          <w:bCs/>
+          <w:u w:val="single"/>
+          <w:lang w:bidi="ar-EG"/>
+        </w:rPr>
+      </w:pPr>
+      <w:r>
+        <w:rPr>
+          <w:b/>
+          <w:bCs/>
+          <w:color w:val="000000" w:themeColor="text1"/>
+        </w:rPr>
+        <w:t xml:space="preserve">Inv number </w:t>
+      </w:r>
+      <w:proofErr w:type="gramStart"/>
+      <w:r>
+        <w:rPr>
+          <w:b/>
+          <w:bCs/>
+          <w:color w:val="000000" w:themeColor="text1"/>
+        </w:rPr>
+        <w:t>1431</w:t>
+      </w:r>
+      <w:r>
+        <w:rPr>
+          <w:b/>
+          <w:bCs/>
+          <w:color w:val="000000" w:themeColor="text1"/>
         </w:rPr>
         <w:t xml:space="preserve"> </w:t>
       </w:r>
@@ -910,146 +868,15 @@
         <w:rPr>
           <w:b/>
           <w:bCs/>
-        </w:rPr>
-        <w:t>USD</w:t>
-      </w:r>
-      <w:r>
-        <w:rPr>
-          <w:b/>
-          <w:bCs/>
-        </w:rPr>
-        <w:t xml:space="preserve"> </w:t>
-      </w:r>
-      <w:r>
-        <w:rPr>
-          <w:b/>
-          <w:bCs/>
-        </w:rPr>
-        <w:t>(</w:t>
-      </w:r>
-      <w:r>
-        <w:rPr>
-          <w:b/>
-          <w:bCs/>
-        </w:rPr>
-        <w:t xml:space="preserve">TWO </w:t>
-      </w:r>
-      <w:r>
-        <w:rPr>
-          <w:b/>
-          <w:bCs/>
-        </w:rPr>
-        <w:t>HUNDRED FIFTY</w:t>
-      </w:r>
-      <w:r>
-        <w:rPr>
-          <w:b/>
-          <w:bCs/>
-        </w:rPr>
-        <w:t xml:space="preserve"> SIX THOUSAND FIVE </w:t>
-      </w:r>
-      <w:proofErr w:type="gramStart"/>
-      <w:r>
-        <w:rPr>
-          <w:b/>
-          <w:bCs/>
-        </w:rPr>
-        <w:t>HUNDRED  USD</w:t>
+          <w:color w:val="000000" w:themeColor="text1"/>
+        </w:rPr>
+        <w:t>.</w:t>
       </w:r>
       <w:proofErr w:type="gramEnd"/>
-      <w:r>
-        <w:rPr>
-          <w:b/>
-          <w:bCs/>
-        </w:rPr>
-        <w:t xml:space="preserve"> ONLY</w:t>
-      </w:r>
-      <w:r>
-        <w:rPr>
-          <w:rStyle w:val="Emphasis"/>
-          <w:rFonts w:ascii="Arial" w:hAnsi="Arial" w:cs="Arial"/>
-          <w:b/>
-          <w:bCs/>
-          <w:i w:val="0"/>
-          <w:iCs w:val="0"/>
-          <w:color w:val="000000" w:themeColor="text1"/>
-          <w:shd w:val="clear" w:color="auto" w:fill="FFFFFF"/>
-        </w:rPr>
-        <w:t>)</w:t>
-      </w:r>
-      <w:r>
-        <w:rPr>
-          <w:rStyle w:val="Emphasis"/>
-          <w:rFonts w:ascii="Arial" w:hAnsi="Arial" w:cs="Arial"/>
-          <w:b/>
-          <w:bCs/>
-          <w:i w:val="0"/>
-          <w:iCs w:val="0"/>
-          <w:color w:val="000000" w:themeColor="text1"/>
-          <w:shd w:val="clear" w:color="auto" w:fill="FFFFFF"/>
-        </w:rPr>
-        <w:t xml:space="preserve">  </w:t>
-      </w:r>
-      <w:r>
-        <w:rPr>
-          <w:rStyle w:val="Emphasis"/>
-          <w:rFonts w:ascii="Arial" w:hAnsi="Arial" w:cs="Arial"/>
-          <w:b/>
-          <w:bCs/>
-          <w:i w:val="0"/>
-          <w:iCs w:val="0"/>
-          <w:color w:val="000000" w:themeColor="text1"/>
-          <w:shd w:val="clear" w:color="auto" w:fill="FFFFFF"/>
-        </w:rPr>
-        <w:br/>
-      </w:r>
-      <w:r>
-        <w:rPr>
-          <w:rStyle w:val="Emphasis"/>
-          <w:rFonts w:ascii="Arial" w:hAnsi="Arial" w:cs="Arial"/>
-          <w:b/>
-          <w:bCs/>
-          <w:i w:val="0"/>
-          <w:iCs w:val="0"/>
-          <w:color w:val="000000" w:themeColor="text1"/>
-          <w:sz w:val="24"/>
-          <w:szCs w:val="24"/>
-          <w:shd w:val="clear" w:color="auto" w:fill="FFFFFF"/>
-        </w:rPr>
-        <w:t xml:space="preserve">- </w:t>
-      </w:r>
-      <w:r>
-        <w:rPr>
-          <w:b/>
-          <w:bCs/>
-          <w:color w:val="000000" w:themeColor="text1"/>
-          <w:sz w:val="24"/>
-          <w:szCs w:val="24"/>
-        </w:rPr>
-        <w:t>inv</w:t>
-      </w:r>
-      <w:r>
-        <w:rPr>
-          <w:b/>
-          <w:bCs/>
-          <w:sz w:val="24"/>
-          <w:szCs w:val="24"/>
-        </w:rPr>
-        <w:t xml:space="preserve"> No </w:t>
-      </w:r>
-      <w:r>
-        <w:rPr>
-          <w:b/>
-          <w:bCs/>
-          <w:sz w:val="24"/>
-          <w:szCs w:val="24"/>
-        </w:rPr>
-        <w:t>1432</w:t>
-      </w:r>
-    </w:p>
-    <w:p>
-      <w:pPr>
-        <w:spacing w:after="0" w:line="240" w:lineRule="auto"/>
+    </w:p>
+    <w:p>
+      <w:pPr>
+        <w:spacing w:after="120" w:line="240" w:lineRule="auto"/>
         <w:jc w:val="center"/>
         <w:rPr>
           <w:b/>
@@ -1075,17 +902,8 @@
           <w:b/>
           <w:bCs/>
         </w:rPr>
-        <w:t xml:space="preserve"> BL</w:t>
-      </w:r>
-    </w:p>
-    <w:p>
-      <w:pPr>
-        <w:spacing w:after="0" w:line="240" w:lineRule="auto"/>
-        <w:rPr>
-          <w:b/>
-          <w:bCs/>
-        </w:rPr>
-      </w:pPr>
+        <w:t xml:space="preserve"> BL </w:t>
+      </w:r>
       <w:r>
         <w:rPr>
           <w:b/>
@@ -1097,6 +915,7 @@
     <w:tbl>
       <w:tblPr>
         <w:tblStyle w:val="TableGrid"/>
+        <w:tblpPr w:leftFromText="180" w:rightFromText="180" w:vertAnchor="text" w:horzAnchor="margin" w:tblpY="28"/>
         <w:tblW w:w="0" w:type="auto"/>
         <w:tblLook w:val="04A0" w:firstRow="1" w:lastRow="0" w:firstColumn="1" w:lastColumn="0" w:noHBand="0" w:noVBand="1"/>
       </w:tblPr>
@@ -1106,7 +925,7 @@
       </w:tblGrid>
       <w:tr>
         <w:trPr>
-          <w:trHeight w:val="314"/>
+          <w:trHeight w:val="260"/>
         </w:trPr>
         <w:tc>
           <w:tcPr>
@@ -1151,7 +970,7 @@
       </w:tr>
       <w:tr>
         <w:trPr>
-          <w:trHeight w:val="399"/>
+          <w:trHeight w:val="215"/>
         </w:trPr>
         <w:tc>
           <w:tcPr>
@@ -1169,14 +988,7 @@
                 <w:b/>
                 <w:bCs/>
               </w:rPr>
-              <w:t xml:space="preserve">BL </w:t>
-            </w:r>
-            <w:r>
-              <w:rPr>
-                <w:b/>
-                <w:bCs/>
-              </w:rPr>
-              <w:t>Original</w:t>
+              <w:t>BL Original</w:t>
             </w:r>
           </w:p>
         </w:tc>
@@ -1386,14 +1198,7 @@
                 <w:b/>
                 <w:bCs/>
               </w:rPr>
-              <w:t>Phytosanitary</w:t>
-            </w:r>
-            <w:r>
-              <w:rPr>
-                <w:b/>
-                <w:bCs/>
-              </w:rPr>
-              <w:t xml:space="preserve"> certificate</w:t>
+              <w:t>Phytosanitary certificate</w:t>
             </w:r>
           </w:p>
         </w:tc>
@@ -1435,23 +1240,7 @@
                 <w:b/>
                 <w:bCs/>
               </w:rPr>
-              <w:t>Export Cr (</w:t>
-            </w:r>
-            <w:proofErr w:type="gramStart"/>
-            <w:r>
-              <w:rPr>
-                <w:b/>
-                <w:bCs/>
-              </w:rPr>
-              <w:t>SAD )</w:t>
-            </w:r>
-            <w:proofErr w:type="gramEnd"/>
-            <w:r>
-              <w:rPr>
-                <w:b/>
-                <w:bCs/>
-              </w:rPr>
-              <w:t xml:space="preserve"> </w:t>
+              <w:t xml:space="preserve">Export Cr SAD </w:t>
             </w:r>
           </w:p>
         </w:tc>
@@ -1476,10 +1265,70 @@
           </w:p>
         </w:tc>
       </w:tr>
+      <w:tr>
+        <w:tc>
+          <w:tcPr>
+            <w:tcW w:w="4681" w:type="dxa"/>
+          </w:tcPr>
+          <w:p>
+            <w:pPr>
+              <w:rPr>
+                <w:b/>
+                <w:bCs/>
+              </w:rPr>
+            </w:pPr>
+            <w:r>
+              <w:rPr>
+                <w:b/>
+                <w:bCs/>
+              </w:rPr>
+              <w:t xml:space="preserve">Total of Documents </w:t>
+            </w:r>
+          </w:p>
+        </w:tc>
+        <w:tc>
+          <w:tcPr>
+            <w:tcW w:w="4669" w:type="dxa"/>
+          </w:tcPr>
+          <w:p>
+            <w:pPr>
+              <w:rPr>
+                <w:b/>
+                <w:bCs/>
+                <w:rtl/>
+                <w:lang w:bidi="ar-EG"/>
+              </w:rPr>
+            </w:pPr>
+            <w:r>
+              <w:rPr>
+                <w:b/>
+                <w:bCs/>
+              </w:rPr>
+              <w:t xml:space="preserve">13 Document </w:t>
+            </w:r>
+          </w:p>
+        </w:tc>
+      </w:tr>
     </w:tbl>
     <w:p>
       <w:pPr>
-        <w:spacing w:after="0" w:line="240" w:lineRule="auto"/>
+        <w:spacing w:after="120" w:line="240" w:lineRule="auto"/>
+        <w:rPr>
+          <w:b/>
+          <w:bCs/>
+        </w:rPr>
+      </w:pPr>
+      <w:r>
+        <w:rPr>
+          <w:b/>
+          <w:bCs/>
+        </w:rPr>
+        <w:t xml:space="preserve">  </w:t>
+      </w:r>
+    </w:p>
+    <w:p>
+      <w:pPr>
+        <w:spacing w:after="120" w:line="240" w:lineRule="auto"/>
         <w:rPr>
           <w:b/>
           <w:bCs/>

--- a/data/document_templates/cad_template.docx
+++ b/data/document_templates/cad_template.docx
@@ -4,14 +4,22 @@
   <w:body>
     <w:p>
       <w:pPr>
-        <w:spacing w:after="120" w:line="240" w:lineRule="auto"/>
-        <w:rPr>
-          <w:b/>
-          <w:bCs/>
+        <w:spacing w:after="0" w:line="240" w:lineRule="auto"/>
+        <w:rPr>
+          <w:b/>
+          <w:bCs/>
+        </w:rPr>
+      </w:pPr>
+      <w:r>
+        <w:rPr>
+          <w:b/>
+          <w:bCs/>
+          <w:color w:val="FFFFFF" w:themeColor="background1"/>
           <w:sz w:val="24"/>
           <w:szCs w:val="24"/>
         </w:rPr>
-      </w:pPr>
+        <w:t xml:space="preserve">     </w:t>
+      </w:r>
       <w:r>
         <w:rPr>
           <w:b/>
@@ -19,7 +27,7 @@
           <w:sz w:val="24"/>
           <w:szCs w:val="24"/>
         </w:rPr>
-        <w:t xml:space="preserve">                                                                              </w:t>
+        <w:t xml:space="preserve"> </w:t>
       </w:r>
       <w:r>
         <w:rPr>
@@ -28,7 +36,7 @@
           <w:sz w:val="24"/>
           <w:szCs w:val="24"/>
         </w:rPr>
-        <w:t>CAD “Cash</w:t>
+        <w:t xml:space="preserve">                                                                CAD “Cash Against Documents “  </w:t>
       </w:r>
       <w:r>
         <w:rPr>
@@ -37,7 +45,41 @@
           <w:sz w:val="24"/>
           <w:szCs w:val="24"/>
         </w:rPr>
-        <w:t xml:space="preserve"> Against Documents “</w:t>
+        <w:br/>
+      </w:r>
+      <w:r>
+        <w:rPr>
+          <w:b/>
+          <w:bCs/>
+          <w:color w:val="FFFFFF" w:themeColor="background1"/>
+        </w:rPr>
+        <w:t>Address: Tanta,</w:t>
+      </w:r>
+      <w:r>
+        <w:rPr>
+          <w:b/>
+          <w:bCs/>
+          <w:color w:val="FFFFFF" w:themeColor="background1"/>
+        </w:rPr>
+        <w:t xml:space="preserve"> El </w:t>
+      </w:r>
+      <w:proofErr w:type="gramStart"/>
+      <w:r>
+        <w:rPr>
+          <w:b/>
+          <w:bCs/>
+          <w:color w:val="FFFFFF" w:themeColor="background1"/>
+        </w:rPr>
+        <w:t>Gharbia ,</w:t>
+      </w:r>
+      <w:proofErr w:type="gramEnd"/>
+      <w:r>
+        <w:rPr>
+          <w:b/>
+          <w:bCs/>
+          <w:color w:val="FFFFFF" w:themeColor="background1"/>
+        </w:rPr>
+        <w:t xml:space="preserve"> Egypt</w:t>
       </w:r>
     </w:p>
     <w:p>
@@ -61,28 +103,7 @@
           <w:b/>
           <w:bCs/>
         </w:rPr>
-        <w:t xml:space="preserve">:   </w:t>
-      </w:r>
-      <w:r>
-        <w:rPr>
-          <w:b/>
-          <w:bCs/>
-        </w:rPr>
-        <w:t xml:space="preserve">ALTAHHAN GOLDEN </w:t>
-      </w:r>
-      <w:r>
-        <w:rPr>
-          <w:b/>
-          <w:bCs/>
-        </w:rPr>
-        <w:t>DATES -</w:t>
-      </w:r>
-      <w:r>
-        <w:rPr>
-          <w:b/>
-          <w:bCs/>
-        </w:rPr>
-        <w:t xml:space="preserve"> New Valley Egypt.  Office 417 </w:t>
+        <w:t xml:space="preserve">:   ALTAHHAN GOLDEN DATES - New Valley Egypt.  Office 417 </w:t>
       </w:r>
       <w:proofErr w:type="spellStart"/>
       <w:r>
@@ -156,7 +177,7 @@
           <w:b/>
           <w:bCs/>
         </w:rPr>
-        <w:t>JANAT AL NAKHIL DATTES SARL</w:t>
+        <w:t>Mille FOOD</w:t>
       </w:r>
     </w:p>
     <w:p>
@@ -178,39 +199,6 @@
         <w:t>Address:</w:t>
       </w:r>
       <w:r>
-        <w:t xml:space="preserve"> </w:t>
-      </w:r>
-      <w:r>
-        <w:rPr>
-          <w:b/>
-          <w:bCs/>
-        </w:rPr>
-        <w:t xml:space="preserve">DERB MILAN BD LA GRANDE CEINTURE N°187 HAY EL FARAH. </w:t>
-      </w:r>
-      <w:proofErr w:type="gramStart"/>
-      <w:r>
-        <w:rPr>
-          <w:b/>
-          <w:bCs/>
-        </w:rPr>
-        <w:t xml:space="preserve">CASABLANCA </w:t>
-      </w:r>
-      <w:r>
-        <w:rPr>
-          <w:b/>
-          <w:bCs/>
-        </w:rPr>
-        <w:t>,</w:t>
-      </w:r>
-      <w:proofErr w:type="gramEnd"/>
-      <w:r>
-        <w:rPr>
-          <w:b/>
-          <w:bCs/>
-        </w:rPr>
-        <w:t xml:space="preserve"> MAROCCO</w:t>
-      </w:r>
-      <w:r>
         <w:rPr>
           <w:rFonts w:ascii="Times New Roman" w:eastAsia="SimSun" w:hAnsi="Times New Roman" w:cs="Times New Roman"/>
           <w:b/>
@@ -219,6 +207,16 @@
           <w:lang w:val="uk-UA" w:eastAsia="hi-IN" w:bidi="hi-IN"/>
         </w:rPr>
         <w:t xml:space="preserve"> </w:t>
+      </w:r>
+      <w:r>
+        <w:rPr>
+          <w:rFonts w:ascii="Times New Roman" w:eastAsia="SimSun" w:hAnsi="Times New Roman" w:cs="Times New Roman"/>
+          <w:b/>
+          <w:bCs/>
+          <w:kern w:val="1"/>
+          <w:lang w:eastAsia="hi-IN" w:bidi="hi-IN"/>
+        </w:rPr>
+        <w:t>71 ANGEL HAY FARAH&amp;BD GRANDE CEINTURE Rue 30 ETAGE 2- Morocco</w:t>
       </w:r>
     </w:p>
     <w:p>
@@ -230,14 +228,16 @@
           <w:lang w:eastAsia="hi-IN" w:bidi="ar-EG"/>
         </w:rPr>
       </w:pPr>
+      <w:proofErr w:type="gramStart"/>
       <w:r>
         <w:rPr>
           <w:rFonts w:ascii="Times New Roman" w:eastAsia="SimSun" w:hAnsi="Times New Roman" w:cs="Times New Roman"/>
           <w:kern w:val="1"/>
           <w:lang w:eastAsia="hi-IN" w:bidi="hi-IN"/>
         </w:rPr>
-        <w:t>Email:</w:t>
-      </w:r>
+        <w:t>Phone :</w:t>
+      </w:r>
+      <w:proofErr w:type="gramEnd"/>
       <w:r>
         <w:rPr>
           <w:rFonts w:ascii="Times New Roman" w:eastAsia="SimSun" w:hAnsi="Times New Roman" w:cs="Times New Roman"/>
@@ -252,7 +252,41 @@
           <w:kern w:val="1"/>
           <w:lang w:eastAsia="hi-IN" w:bidi="hi-IN"/>
         </w:rPr>
-        <w:t>Jannat.alnakhil@gmail.com</w:t>
+        <w:t>+</w:t>
+      </w:r>
+      <w:r>
+        <w:rPr>
+          <w:rFonts w:ascii="Times New Roman" w:eastAsia="SimSun" w:hAnsi="Times New Roman" w:cs="Times New Roman"/>
+          <w:kern w:val="1"/>
+          <w:lang w:eastAsia="hi-IN" w:bidi="hi-IN"/>
+        </w:rPr>
+        <w:t>212</w:t>
+      </w:r>
+      <w:r>
+        <w:rPr>
+          <w:rFonts w:ascii="Times New Roman" w:eastAsia="SimSun" w:hAnsi="Times New Roman" w:cs="Times New Roman" w:hint="cs"/>
+          <w:kern w:val="1"/>
+          <w:rtl/>
+          <w:lang w:eastAsia="hi-IN" w:bidi="ar-EG"/>
+        </w:rPr>
+        <w:t xml:space="preserve"> -</w:t>
+      </w:r>
+      <w:r>
+        <w:rPr>
+          <w:rFonts w:ascii="Times New Roman" w:eastAsia="SimSun" w:hAnsi="Times New Roman" w:cs="Times New Roman"/>
+          <w:kern w:val="1"/>
+          <w:lang w:eastAsia="hi-IN" w:bidi="ar-EG"/>
+        </w:rPr>
+        <w:t>698049626 / 212-661438088</w:t>
+      </w:r>
+      <w:r>
+        <w:rPr>
+          <w:rFonts w:ascii="Times New Roman" w:eastAsia="SimSun" w:hAnsi="Times New Roman" w:cs="Times New Roman" w:hint="cs"/>
+          <w:kern w:val="1"/>
+          <w:rtl/>
+          <w:lang w:eastAsia="hi-IN" w:bidi="ar-EG"/>
+        </w:rPr>
+        <w:t xml:space="preserve"> </w:t>
       </w:r>
     </w:p>
     <w:p>
@@ -278,9 +312,160 @@
           <w:szCs w:val="24"/>
           <w:u w:val="single"/>
         </w:rPr>
-        <w:t xml:space="preserve">Bank Details </w:t>
-      </w:r>
-      <w:r>
+        <w:t>Bank Details shipper</w:t>
+      </w:r>
+    </w:p>
+    <w:p>
+      <w:pPr>
+        <w:spacing w:after="120" w:line="240" w:lineRule="auto"/>
+        <w:rPr>
+          <w:b/>
+          <w:bCs/>
+        </w:rPr>
+      </w:pPr>
+      <w:r>
+        <w:rPr>
+          <w:b/>
+          <w:bCs/>
+        </w:rPr>
+        <w:t xml:space="preserve">BANK NAME: </w:t>
+      </w:r>
+      <w:r>
+        <w:rPr>
+          <w:b/>
+          <w:bCs/>
+        </w:rPr>
+        <w:t>Abu Dhabi Commercial Bank - Egypt</w:t>
+      </w:r>
+      <w:r>
+        <w:rPr>
+          <w:b/>
+          <w:bCs/>
+        </w:rPr>
+        <w:t xml:space="preserve">  </w:t>
+      </w:r>
+      <w:r>
+        <w:rPr>
+          <w:b/>
+          <w:bCs/>
+        </w:rPr>
+        <w:t xml:space="preserve">                             </w:t>
+      </w:r>
+      <w:r>
+        <w:rPr>
+          <w:b/>
+          <w:bCs/>
+        </w:rPr>
+        <w:t xml:space="preserve">ACC NO: </w:t>
+      </w:r>
+      <w:r>
+        <w:rPr>
+          <w:b/>
+          <w:bCs/>
+        </w:rPr>
+        <w:t>1140724710010201</w:t>
+      </w:r>
+    </w:p>
+    <w:p>
+      <w:pPr>
+        <w:spacing w:after="120" w:line="240" w:lineRule="auto"/>
+        <w:rPr>
+          <w:b/>
+          <w:bCs/>
+        </w:rPr>
+      </w:pPr>
+      <w:r>
+        <w:rPr>
+          <w:b/>
+          <w:bCs/>
+        </w:rPr>
+        <w:t>IBAN ID:    EG</w:t>
+      </w:r>
+      <w:r>
+        <w:rPr>
+          <w:b/>
+          <w:bCs/>
+        </w:rPr>
+        <w:t>090027002001140724710010201</w:t>
+      </w:r>
+    </w:p>
+    <w:p>
+      <w:pPr>
+        <w:spacing w:line="240" w:lineRule="auto"/>
+        <w:ind w:right="175"/>
+        <w:contextualSpacing/>
+        <w:rPr>
+          <w:rFonts w:ascii="Times New Roman" w:hAnsi="Times New Roman" w:cs="Times New Roman"/>
+          <w:b/>
+          <w:color w:val="FFFFFF" w:themeColor="background1"/>
+        </w:rPr>
+      </w:pPr>
+      <w:r>
+        <w:rPr>
+          <w:b/>
+          <w:bCs/>
+        </w:rPr>
+        <w:t xml:space="preserve">SWIFT CODE: </w:t>
+      </w:r>
+      <w:r>
+        <w:rPr>
+          <w:b/>
+          <w:bCs/>
+        </w:rPr>
+        <w:t xml:space="preserve">ADCBEGCXXXX                                             </w:t>
+      </w:r>
+      <w:r>
+        <w:rPr>
+          <w:b/>
+          <w:bCs/>
+        </w:rPr>
+        <w:t xml:space="preserve">ADRESS:  </w:t>
+      </w:r>
+      <w:r>
+        <w:rPr>
+          <w:b/>
+          <w:bCs/>
+        </w:rPr>
+        <w:t>T</w:t>
+      </w:r>
+      <w:r>
+        <w:rPr>
+          <w:b/>
+          <w:bCs/>
+          <w:lang w:bidi="ar-EG"/>
+        </w:rPr>
+        <w:t xml:space="preserve">anta </w:t>
+      </w:r>
+      <w:proofErr w:type="gramStart"/>
+      <w:r>
+        <w:rPr>
+          <w:b/>
+          <w:bCs/>
+          <w:lang w:bidi="ar-EG"/>
+        </w:rPr>
+        <w:t xml:space="preserve">Branch  </w:t>
+      </w:r>
+      <w:r>
+        <w:rPr>
+          <w:rFonts w:ascii="Times New Roman" w:hAnsi="Times New Roman" w:cs="Times New Roman"/>
+          <w:b/>
+          <w:color w:val="FFFFFF" w:themeColor="background1"/>
+        </w:rPr>
+        <w:t>SWIFT</w:t>
+      </w:r>
+      <w:proofErr w:type="gramEnd"/>
+      <w:r>
+        <w:rPr>
+          <w:rFonts w:ascii="Times New Roman" w:hAnsi="Times New Roman" w:cs="Times New Roman"/>
+          <w:b/>
+          <w:color w:val="FFFFFF" w:themeColor="background1"/>
+        </w:rPr>
+        <w:t xml:space="preserve"> COAD / MISEGCX411</w:t>
+      </w:r>
+    </w:p>
+    <w:p>
+      <w:pPr>
+        <w:spacing w:line="240" w:lineRule="auto"/>
         <w:rPr>
           <w:b/>
           <w:bCs/>
@@ -288,175 +473,8 @@
           <w:szCs w:val="24"/>
           <w:u w:val="single"/>
         </w:rPr>
-        <w:t>shipper</w:t>
-      </w:r>
-    </w:p>
-    <w:p>
-      <w:pPr>
-        <w:spacing w:after="120" w:line="240" w:lineRule="auto"/>
-        <w:rPr>
-          <w:b/>
-          <w:bCs/>
-        </w:rPr>
-      </w:pPr>
-      <w:r>
-        <w:rPr>
-          <w:b/>
-          <w:bCs/>
-        </w:rPr>
-        <w:t xml:space="preserve">BANK NAME: </w:t>
-      </w:r>
-      <w:r>
-        <w:rPr>
-          <w:b/>
-          <w:bCs/>
-        </w:rPr>
-        <w:t>Abu Dhabi Commercial Bank - Egypt</w:t>
-      </w:r>
-      <w:r>
-        <w:rPr>
-          <w:b/>
-          <w:bCs/>
-        </w:rPr>
-        <w:t xml:space="preserve">  </w:t>
-      </w:r>
-      <w:r>
-        <w:rPr>
-          <w:b/>
-          <w:bCs/>
-        </w:rPr>
-        <w:t xml:space="preserve">                             </w:t>
-      </w:r>
-      <w:r>
-        <w:rPr>
-          <w:b/>
-          <w:bCs/>
-        </w:rPr>
-        <w:t xml:space="preserve">ACC NO: </w:t>
-      </w:r>
-      <w:r>
-        <w:rPr>
-          <w:b/>
-          <w:bCs/>
-        </w:rPr>
-        <w:t>1140724710010201</w:t>
-      </w:r>
-    </w:p>
-    <w:p>
-      <w:pPr>
-        <w:spacing w:after="120" w:line="240" w:lineRule="auto"/>
-        <w:rPr>
-          <w:b/>
-          <w:bCs/>
-        </w:rPr>
-      </w:pPr>
-      <w:r>
-        <w:rPr>
-          <w:b/>
-          <w:bCs/>
-        </w:rPr>
-        <w:t>IBAN ID:    EG</w:t>
-      </w:r>
-      <w:r>
-        <w:rPr>
-          <w:b/>
-          <w:bCs/>
-        </w:rPr>
-        <w:t>090027002001140724710010201</w:t>
-      </w:r>
-    </w:p>
-    <w:p>
-      <w:pPr>
-        <w:spacing w:after="120" w:line="240" w:lineRule="auto"/>
-        <w:rPr>
-          <w:b/>
-          <w:bCs/>
-        </w:rPr>
-      </w:pPr>
-      <w:r>
-        <w:rPr>
-          <w:b/>
-          <w:bCs/>
-        </w:rPr>
-        <w:t xml:space="preserve">SWIFT CODE: </w:t>
-      </w:r>
-      <w:r>
-        <w:rPr>
-          <w:b/>
-          <w:bCs/>
-        </w:rPr>
-        <w:t xml:space="preserve">ADCBEGCXXXX                                             </w:t>
-      </w:r>
-      <w:r>
-        <w:rPr>
-          <w:b/>
-          <w:bCs/>
-        </w:rPr>
-        <w:t xml:space="preserve">ADRESS:  </w:t>
-      </w:r>
-      <w:r>
-        <w:rPr>
-          <w:b/>
-          <w:bCs/>
-        </w:rPr>
-        <w:t>T</w:t>
-      </w:r>
-      <w:r>
-        <w:rPr>
-          <w:b/>
-          <w:bCs/>
-          <w:lang w:bidi="ar-EG"/>
-        </w:rPr>
-        <w:t xml:space="preserve">anta </w:t>
-      </w:r>
-      <w:proofErr w:type="gramStart"/>
-      <w:r>
-        <w:rPr>
-          <w:b/>
-          <w:bCs/>
-          <w:lang w:bidi="ar-EG"/>
-        </w:rPr>
-        <w:t xml:space="preserve">Branch  </w:t>
-      </w:r>
-      <w:r>
-        <w:rPr>
-          <w:rFonts w:ascii="Times New Roman" w:hAnsi="Times New Roman" w:cs="Times New Roman"/>
-          <w:b/>
-          <w:color w:val="FFFFFF" w:themeColor="background1"/>
-        </w:rPr>
-        <w:t>SWIFT</w:t>
-      </w:r>
-      <w:proofErr w:type="gramEnd"/>
-      <w:r>
-        <w:rPr>
-          <w:rFonts w:ascii="Times New Roman" w:hAnsi="Times New Roman" w:cs="Times New Roman"/>
-          <w:b/>
-          <w:color w:val="FFFFFF" w:themeColor="background1"/>
-        </w:rPr>
-        <w:t xml:space="preserve"> </w:t>
-      </w:r>
-      <w:proofErr w:type="spellStart"/>
-      <w:r>
-        <w:rPr>
-          <w:rFonts w:ascii="Times New Roman" w:hAnsi="Times New Roman" w:cs="Times New Roman"/>
-          <w:b/>
-          <w:color w:val="FFFFFF" w:themeColor="background1"/>
-        </w:rPr>
-        <w:t>SWIFT</w:t>
-      </w:r>
-      <w:proofErr w:type="spellEnd"/>
-      <w:r>
-        <w:rPr>
-          <w:rFonts w:ascii="Times New Roman" w:hAnsi="Times New Roman" w:cs="Times New Roman"/>
-          <w:b/>
-          <w:color w:val="FFFFFF" w:themeColor="background1"/>
-        </w:rPr>
-        <w:t xml:space="preserve"> COAD / MISEGCX411</w:t>
-      </w:r>
-    </w:p>
-    <w:p>
-      <w:pPr>
-        <w:spacing w:after="120" w:line="240" w:lineRule="auto"/>
+      </w:pPr>
+      <w:r>
         <w:rPr>
           <w:b/>
           <w:bCs/>
@@ -464,446 +482,610 @@
           <w:szCs w:val="24"/>
           <w:u w:val="single"/>
         </w:rPr>
-      </w:pPr>
-      <w:r>
+        <w:t>Bank Details consignee</w:t>
+      </w:r>
+    </w:p>
+    <w:p>
+      <w:pPr>
+        <w:spacing w:line="240" w:lineRule="auto"/>
+        <w:rPr>
+          <w:b/>
+          <w:bCs/>
+        </w:rPr>
+      </w:pPr>
+      <w:r>
+        <w:rPr>
+          <w:b/>
+          <w:bCs/>
+        </w:rPr>
+        <w:t xml:space="preserve">Acc Name: </w:t>
+      </w:r>
+      <w:r>
+        <w:rPr>
+          <w:rFonts w:hint="cs"/>
+          <w:b/>
+          <w:bCs/>
+          <w:rtl/>
+        </w:rPr>
+        <w:t xml:space="preserve"> </w:t>
+      </w:r>
+      <w:r>
+        <w:rPr>
+          <w:b/>
+          <w:bCs/>
+        </w:rPr>
+        <w:t>MILLE FOOD</w:t>
+      </w:r>
+      <w:r>
+        <w:rPr>
+          <w:b/>
+          <w:bCs/>
+        </w:rPr>
+        <w:t xml:space="preserve"> </w:t>
+      </w:r>
+      <w:r>
+        <w:rPr>
+          <w:b/>
+          <w:bCs/>
+        </w:rPr>
+        <w:t xml:space="preserve"> </w:t>
+      </w:r>
+      <w:r>
+        <w:rPr>
+          <w:b/>
+          <w:bCs/>
+        </w:rPr>
+        <w:t xml:space="preserve">                                                    </w:t>
+      </w:r>
+    </w:p>
+    <w:p>
+      <w:pPr>
+        <w:spacing w:line="240" w:lineRule="auto"/>
+        <w:rPr>
+          <w:b/>
+          <w:bCs/>
+          <w:lang w:val="fr-FR"/>
+        </w:rPr>
+      </w:pPr>
+      <w:r>
+        <w:rPr>
+          <w:b/>
+          <w:bCs/>
+        </w:rPr>
+        <w:t xml:space="preserve">BANK NAME:   </w:t>
+      </w:r>
+      <w:r>
+        <w:rPr>
+          <w:b/>
+          <w:bCs/>
+        </w:rPr>
+        <w:t>ATTIJARI WAFA BANK</w:t>
+      </w:r>
+      <w:r>
+        <w:rPr>
+          <w:b/>
+          <w:bCs/>
+        </w:rPr>
+        <w:t xml:space="preserve"> </w:t>
+      </w:r>
+      <w:r>
+        <w:rPr>
+          <w:b/>
+          <w:bCs/>
+        </w:rPr>
+        <w:t>–</w:t>
+      </w:r>
+      <w:r>
+        <w:rPr>
+          <w:b/>
+          <w:bCs/>
+        </w:rPr>
+        <w:t xml:space="preserve"> </w:t>
+      </w:r>
+      <w:r>
+        <w:rPr>
+          <w:b/>
+          <w:bCs/>
+        </w:rPr>
+        <w:t>AWB</w:t>
+      </w:r>
+      <w:r>
+        <w:rPr>
+          <w:b/>
+          <w:bCs/>
+          <w:lang w:val="fr-FR"/>
+        </w:rPr>
+        <w:t xml:space="preserve">       </w:t>
+      </w:r>
+      <w:r>
+        <w:rPr>
+          <w:b/>
+          <w:bCs/>
+          <w:lang w:val="fr-FR"/>
+        </w:rPr>
+        <w:t xml:space="preserve">   </w:t>
+      </w:r>
+      <w:r>
+        <w:rPr>
+          <w:b/>
+          <w:bCs/>
+          <w:lang w:val="fr-FR"/>
+        </w:rPr>
+        <w:t xml:space="preserve">    </w:t>
+      </w:r>
+      <w:r>
+        <w:rPr>
+          <w:b/>
+          <w:bCs/>
+          <w:lang w:val="fr-FR"/>
+        </w:rPr>
+        <w:t xml:space="preserve">    </w:t>
+      </w:r>
+      <w:r>
+        <w:rPr>
+          <w:b/>
+          <w:bCs/>
+          <w:lang w:val="fr-FR"/>
+        </w:rPr>
+        <w:t xml:space="preserve"> </w:t>
+      </w:r>
+      <w:r>
+        <w:rPr>
+          <w:b/>
+          <w:bCs/>
+          <w:lang w:val="fr-FR"/>
+        </w:rPr>
+        <w:t xml:space="preserve">      </w:t>
+      </w:r>
+      <w:r>
+        <w:rPr>
+          <w:b/>
+          <w:bCs/>
+          <w:lang w:val="fr-FR"/>
+        </w:rPr>
+        <w:t xml:space="preserve"> </w:t>
+      </w:r>
+      <w:r>
+        <w:rPr>
+          <w:b/>
+          <w:bCs/>
+        </w:rPr>
+        <w:t>ACC NO:  0009335000000706</w:t>
+      </w:r>
+    </w:p>
+    <w:p>
+      <w:pPr>
+        <w:spacing w:line="240" w:lineRule="auto"/>
+        <w:rPr>
+          <w:b/>
+          <w:bCs/>
+          <w:lang w:bidi="ar-EG"/>
+        </w:rPr>
+      </w:pPr>
+      <w:r>
+        <w:rPr>
+          <w:b/>
+          <w:bCs/>
+        </w:rPr>
+        <w:t>IBAN ID: 007 815 00 0933 5 000000706 50</w:t>
+      </w:r>
+      <w:r>
+        <w:rPr>
+          <w:b/>
+          <w:bCs/>
+          <w:lang w:bidi="ar-EG"/>
+        </w:rPr>
+        <w:t xml:space="preserve">                       </w:t>
+      </w:r>
+    </w:p>
+    <w:p>
+      <w:pPr>
+        <w:spacing w:line="240" w:lineRule="auto"/>
+        <w:rPr>
+          <w:b/>
+          <w:bCs/>
+          <w:lang w:bidi="ar-EG"/>
+        </w:rPr>
+      </w:pPr>
+      <w:r>
+        <w:rPr>
+          <w:b/>
+          <w:bCs/>
+        </w:rPr>
+        <w:t>SWIFT CODE:  BCMAMAMC</w:t>
+      </w:r>
+      <w:r>
+        <w:rPr>
+          <w:b/>
+          <w:bCs/>
+        </w:rPr>
+        <w:t xml:space="preserve">                  </w:t>
+      </w:r>
+      <w:r>
+        <w:rPr>
+          <w:b/>
+          <w:bCs/>
+        </w:rPr>
+        <w:t xml:space="preserve">           </w:t>
+      </w:r>
+      <w:r>
+        <w:rPr>
+          <w:b/>
+          <w:bCs/>
+        </w:rPr>
+        <w:t xml:space="preserve">   bank postal code: </w:t>
+      </w:r>
+      <w:r>
+        <w:rPr>
+          <w:b/>
+          <w:bCs/>
+        </w:rPr>
+        <w:t>11000</w:t>
+      </w:r>
+    </w:p>
+    <w:p>
+      <w:pPr>
+        <w:spacing w:line="240" w:lineRule="auto"/>
+        <w:rPr>
+          <w:b/>
+          <w:bCs/>
+          <w:lang w:bidi="ar-EG"/>
+        </w:rPr>
+      </w:pPr>
+      <w:r>
+        <w:rPr>
+          <w:b/>
+          <w:bCs/>
+          <w:lang w:val="fr-FR"/>
+        </w:rPr>
+        <w:t>Agency Name : Center d </w:t>
+      </w:r>
+      <w:r>
+        <w:rPr>
+          <w:rFonts w:hint="cs"/>
+          <w:b/>
+          <w:bCs/>
+          <w:rtl/>
+          <w:lang w:val="fr-FR" w:bidi="ar-EG"/>
+        </w:rPr>
+        <w:t>’</w:t>
+      </w:r>
+      <w:r>
+        <w:rPr>
+          <w:b/>
+          <w:bCs/>
+          <w:lang w:val="fr-FR" w:bidi="ar-EG"/>
+        </w:rPr>
+        <w:t>Affaires /</w:t>
+      </w:r>
+      <w:proofErr w:type="gramStart"/>
+      <w:r>
+        <w:rPr>
+          <w:b/>
+          <w:bCs/>
+          <w:lang w:val="fr-FR" w:bidi="ar-EG"/>
+        </w:rPr>
+        <w:t>SALE .</w:t>
+      </w:r>
+      <w:proofErr w:type="gramEnd"/>
+      <w:r>
+        <w:rPr>
+          <w:b/>
+          <w:bCs/>
+          <w:lang w:val="fr-FR" w:bidi="ar-EG"/>
+        </w:rPr>
+        <w:t xml:space="preserve">  (Business Center/SALE)</w:t>
+      </w:r>
+    </w:p>
+    <w:p>
+      <w:pPr>
+        <w:spacing w:line="240" w:lineRule="auto"/>
+        <w:rPr>
+          <w:b/>
+          <w:bCs/>
+        </w:rPr>
+      </w:pPr>
+      <w:r>
+        <w:rPr>
+          <w:b/>
+          <w:bCs/>
+        </w:rPr>
+        <w:t xml:space="preserve">ADRESS: AVENUE ABDELKRIM </w:t>
+      </w:r>
+      <w:proofErr w:type="gramStart"/>
+      <w:r>
+        <w:rPr>
+          <w:b/>
+          <w:bCs/>
+        </w:rPr>
+        <w:t>KHATTABI ,</w:t>
+      </w:r>
+      <w:proofErr w:type="gramEnd"/>
+      <w:r>
+        <w:rPr>
+          <w:b/>
+          <w:bCs/>
+        </w:rPr>
+        <w:t xml:space="preserve"> HAY SALAM CP 11000 , Sale Morocco </w:t>
+      </w:r>
+    </w:p>
+    <w:p>
+      <w:pPr>
+        <w:spacing w:after="0" w:line="240" w:lineRule="auto"/>
+        <w:rPr>
+          <w:b/>
+          <w:bCs/>
+          <w:u w:val="single"/>
+        </w:rPr>
+      </w:pPr>
+      <w:r>
+        <w:rPr>
+          <w:b/>
+          <w:bCs/>
+          <w:u w:val="single"/>
+        </w:rPr>
+        <w:t xml:space="preserve">Documents </w:t>
+      </w:r>
+      <w:r>
+        <w:rPr>
+          <w:b/>
+          <w:bCs/>
+          <w:u w:val="single"/>
+        </w:rPr>
+        <w:t>Terms</w:t>
+      </w:r>
+      <w:r>
+        <w:rPr>
+          <w:b/>
+          <w:bCs/>
+          <w:u w:val="single"/>
+        </w:rPr>
+        <w:t>:</w:t>
+      </w:r>
+    </w:p>
+    <w:p>
+      <w:pPr>
+        <w:spacing w:after="0" w:line="240" w:lineRule="auto"/>
         <w:rPr>
           <w:b/>
           <w:bCs/>
           <w:sz w:val="24"/>
           <w:szCs w:val="24"/>
-          <w:u w:val="single"/>
-        </w:rPr>
-        <w:t>Bank Details consignee</w:t>
+          <w:rtl/>
+          <w:lang w:bidi="ar-EG"/>
+        </w:rPr>
+      </w:pPr>
+      <w:r>
+        <w:rPr>
+          <w:b/>
+          <w:bCs/>
+        </w:rPr>
+        <w:t>That Cover</w:t>
+      </w:r>
+      <w:r>
+        <w:rPr>
+          <w:b/>
+          <w:bCs/>
+        </w:rPr>
+        <w:t xml:space="preserve"> is </w:t>
+      </w:r>
+      <w:r>
+        <w:rPr>
+          <w:b/>
+          <w:bCs/>
+        </w:rPr>
+        <w:t>Cash</w:t>
+      </w:r>
+      <w:r>
+        <w:rPr>
+          <w:b/>
+          <w:bCs/>
+        </w:rPr>
+        <w:t xml:space="preserve"> against Documents With</w:t>
+      </w:r>
+      <w:r>
+        <w:rPr>
+          <w:b/>
+          <w:bCs/>
+        </w:rPr>
+        <w:t xml:space="preserve"> amount </w:t>
+      </w:r>
+      <w:r>
+        <w:rPr>
+          <w:b/>
+          <w:bCs/>
+        </w:rPr>
+        <w:t>256500</w:t>
+      </w:r>
+      <w:r>
+        <w:rPr>
+          <w:rFonts w:hint="cs"/>
+          <w:b/>
+          <w:bCs/>
+          <w:rtl/>
+        </w:rPr>
+        <w:t xml:space="preserve"> </w:t>
+      </w:r>
+      <w:r>
+        <w:rPr>
+          <w:b/>
+          <w:bCs/>
+        </w:rPr>
+        <w:t>USD</w:t>
+      </w:r>
+      <w:r>
+        <w:rPr>
+          <w:b/>
+          <w:bCs/>
+        </w:rPr>
+        <w:t xml:space="preserve"> </w:t>
+      </w:r>
+      <w:r>
+        <w:rPr>
+          <w:b/>
+          <w:bCs/>
+        </w:rPr>
+        <w:t>(</w:t>
+      </w:r>
+      <w:r>
+        <w:rPr>
+          <w:b/>
+          <w:bCs/>
+        </w:rPr>
+        <w:t xml:space="preserve">TWO </w:t>
+      </w:r>
+      <w:r>
+        <w:rPr>
+          <w:b/>
+          <w:bCs/>
+        </w:rPr>
+        <w:t>HUNDRED FIFTY</w:t>
+      </w:r>
+      <w:r>
+        <w:rPr>
+          <w:b/>
+          <w:bCs/>
+        </w:rPr>
+        <w:t xml:space="preserve"> SIX THOUSAND FIVE </w:t>
+      </w:r>
+      <w:proofErr w:type="gramStart"/>
+      <w:r>
+        <w:rPr>
+          <w:b/>
+          <w:bCs/>
+        </w:rPr>
+        <w:t>HUNDRED  USD</w:t>
+      </w:r>
+      <w:proofErr w:type="gramEnd"/>
+      <w:r>
+        <w:rPr>
+          <w:b/>
+          <w:bCs/>
+        </w:rPr>
+        <w:t xml:space="preserve"> ONLY</w:t>
+      </w:r>
+      <w:r>
+        <w:rPr>
+          <w:rStyle w:val="Emphasis"/>
+          <w:rFonts w:ascii="Arial" w:hAnsi="Arial" w:cs="Arial"/>
+          <w:b/>
+          <w:bCs/>
+          <w:i w:val="0"/>
+          <w:iCs w:val="0"/>
+          <w:color w:val="000000" w:themeColor="text1"/>
+          <w:shd w:val="clear" w:color="auto" w:fill="FFFFFF"/>
+        </w:rPr>
+        <w:t>)</w:t>
+      </w:r>
+      <w:r>
+        <w:rPr>
+          <w:rStyle w:val="Emphasis"/>
+          <w:rFonts w:ascii="Arial" w:hAnsi="Arial" w:cs="Arial"/>
+          <w:b/>
+          <w:bCs/>
+          <w:i w:val="0"/>
+          <w:iCs w:val="0"/>
+          <w:color w:val="000000" w:themeColor="text1"/>
+          <w:shd w:val="clear" w:color="auto" w:fill="FFFFFF"/>
+        </w:rPr>
+        <w:t xml:space="preserve">  </w:t>
+      </w:r>
+      <w:r>
+        <w:rPr>
+          <w:rStyle w:val="Emphasis"/>
+          <w:rFonts w:ascii="Arial" w:hAnsi="Arial" w:cs="Arial"/>
+          <w:b/>
+          <w:bCs/>
+          <w:i w:val="0"/>
+          <w:iCs w:val="0"/>
+          <w:color w:val="000000" w:themeColor="text1"/>
+          <w:shd w:val="clear" w:color="auto" w:fill="FFFFFF"/>
+        </w:rPr>
+        <w:br/>
+      </w:r>
+      <w:r>
+        <w:rPr>
+          <w:rStyle w:val="Emphasis"/>
+          <w:rFonts w:ascii="Arial" w:hAnsi="Arial" w:cs="Arial"/>
+          <w:b/>
+          <w:bCs/>
+          <w:i w:val="0"/>
+          <w:iCs w:val="0"/>
+          <w:color w:val="000000" w:themeColor="text1"/>
+          <w:sz w:val="24"/>
+          <w:szCs w:val="24"/>
+          <w:shd w:val="clear" w:color="auto" w:fill="FFFFFF"/>
+        </w:rPr>
+        <w:t xml:space="preserve">- </w:t>
+      </w:r>
+      <w:r>
+        <w:rPr>
+          <w:b/>
+          <w:bCs/>
+          <w:color w:val="000000" w:themeColor="text1"/>
+          <w:sz w:val="24"/>
+          <w:szCs w:val="24"/>
+        </w:rPr>
+        <w:t>inv</w:t>
+      </w:r>
+      <w:r>
+        <w:rPr>
+          <w:b/>
+          <w:bCs/>
+          <w:sz w:val="24"/>
+          <w:szCs w:val="24"/>
+        </w:rPr>
+        <w:t xml:space="preserve"> No </w:t>
+      </w:r>
+      <w:r>
+        <w:rPr>
+          <w:b/>
+          <w:bCs/>
+          <w:sz w:val="24"/>
+          <w:szCs w:val="24"/>
+        </w:rPr>
+        <w:t>1432</w:t>
       </w:r>
     </w:p>
     <w:p>
       <w:pPr>
-        <w:spacing w:after="120" w:line="240" w:lineRule="auto"/>
-        <w:rPr>
-          <w:b/>
-          <w:bCs/>
-        </w:rPr>
-      </w:pPr>
-      <w:r>
-        <w:rPr>
-          <w:b/>
-          <w:bCs/>
-        </w:rPr>
-        <w:t>Acc Name</w:t>
-      </w:r>
-      <w:r>
-        <w:rPr>
-          <w:b/>
-          <w:bCs/>
-        </w:rPr>
-        <w:t>: JANAT AL NAKHIL DATTES SARL</w:t>
+        <w:spacing w:after="0" w:line="240" w:lineRule="auto"/>
+        <w:jc w:val="center"/>
+        <w:rPr>
+          <w:b/>
+          <w:bCs/>
+        </w:rPr>
+      </w:pPr>
+      <w:r>
+        <w:rPr>
+          <w:b/>
+          <w:bCs/>
+        </w:rPr>
+        <w:t>Cover Letter</w:t>
+      </w:r>
+      <w:r>
+        <w:rPr>
+          <w:b/>
+          <w:bCs/>
+        </w:rPr>
+        <w:t xml:space="preserve"> FOR</w:t>
+      </w:r>
+      <w:r>
+        <w:rPr>
+          <w:b/>
+          <w:bCs/>
+        </w:rPr>
+        <w:t xml:space="preserve"> BL</w:t>
       </w:r>
     </w:p>
     <w:p>
       <w:pPr>
-        <w:spacing w:after="120" w:line="240" w:lineRule="auto"/>
-        <w:rPr>
-          <w:b/>
-          <w:bCs/>
-        </w:rPr>
-      </w:pPr>
-      <w:r>
-        <w:rPr>
-          <w:b/>
-          <w:bCs/>
-        </w:rPr>
-        <w:t xml:space="preserve">BANK </w:t>
-      </w:r>
-      <w:r>
-        <w:rPr>
-          <w:b/>
-          <w:bCs/>
-        </w:rPr>
-        <w:t>NAME:</w:t>
-      </w:r>
-      <w:r>
-        <w:rPr>
-          <w:b/>
-          <w:bCs/>
-        </w:rPr>
-        <w:t xml:space="preserve"> </w:t>
-      </w:r>
-      <w:proofErr w:type="spellStart"/>
-      <w:r>
-        <w:rPr>
-          <w:b/>
-          <w:bCs/>
-        </w:rPr>
-        <w:t>AttijariWafa</w:t>
-      </w:r>
-      <w:proofErr w:type="spellEnd"/>
-      <w:r>
-        <w:rPr>
-          <w:b/>
-          <w:bCs/>
-        </w:rPr>
-        <w:t xml:space="preserve"> bank</w:t>
-      </w:r>
-    </w:p>
-    <w:p>
-      <w:pPr>
-        <w:spacing w:after="120" w:line="240" w:lineRule="auto"/>
-        <w:rPr>
-          <w:b/>
-          <w:bCs/>
-        </w:rPr>
-      </w:pPr>
-      <w:r>
-        <w:rPr>
-          <w:b/>
-          <w:bCs/>
-        </w:rPr>
-        <w:t xml:space="preserve">ACC NO: </w:t>
-      </w:r>
-      <w:r>
-        <w:rPr>
-          <w:b/>
-          <w:bCs/>
-        </w:rPr>
-        <w:t>007 815 0009332000000595 10</w:t>
-      </w:r>
-    </w:p>
-    <w:p>
-      <w:pPr>
-        <w:spacing w:after="120" w:line="240" w:lineRule="auto"/>
-        <w:rPr>
-          <w:b/>
-          <w:bCs/>
-        </w:rPr>
-      </w:pPr>
-      <w:r>
-        <w:rPr>
-          <w:b/>
-          <w:bCs/>
-        </w:rPr>
-        <w:t>IBAN:</w:t>
-      </w:r>
-      <w:r>
-        <w:rPr>
-          <w:b/>
-          <w:bCs/>
-        </w:rPr>
-        <w:t xml:space="preserve"> MA64 007 815 0009332000000595 10</w:t>
-      </w:r>
-    </w:p>
-    <w:p>
-      <w:pPr>
-        <w:spacing w:after="120" w:line="240" w:lineRule="auto"/>
-        <w:rPr>
-          <w:b/>
-          <w:bCs/>
-        </w:rPr>
-      </w:pPr>
-      <w:r>
-        <w:rPr>
-          <w:b/>
-          <w:bCs/>
-        </w:rPr>
-        <w:t xml:space="preserve">SWIFT CODE: </w:t>
-      </w:r>
-      <w:r>
-        <w:rPr>
-          <w:b/>
-          <w:bCs/>
-        </w:rPr>
-        <w:t>BCMAMAMC</w:t>
-      </w:r>
-    </w:p>
-    <w:p>
-      <w:pPr>
-        <w:spacing w:after="120" w:line="240" w:lineRule="auto"/>
-        <w:rPr>
-          <w:b/>
-          <w:bCs/>
-          <w:highlight w:val="yellow"/>
-          <w:rtl/>
-          <w:lang w:bidi="ar-EG"/>
-        </w:rPr>
-      </w:pPr>
-      <w:r>
-        <w:rPr>
-          <w:b/>
-          <w:bCs/>
-          <w:lang w:val="fr-FR"/>
-        </w:rPr>
-        <w:t>Agency Name :</w:t>
-      </w:r>
-      <w:r>
-        <w:rPr>
-          <w:b/>
-          <w:bCs/>
-        </w:rPr>
-        <w:t xml:space="preserve"> </w:t>
-      </w:r>
-      <w:proofErr w:type="spellStart"/>
-      <w:r>
-        <w:rPr>
-          <w:b/>
-          <w:bCs/>
-        </w:rPr>
-        <w:t>AttijariWafa</w:t>
-      </w:r>
-      <w:proofErr w:type="spellEnd"/>
-      <w:r>
-        <w:rPr>
-          <w:b/>
-          <w:bCs/>
-        </w:rPr>
-        <w:t xml:space="preserve"> bank   </w:t>
-      </w:r>
-      <w:r>
-        <w:rPr>
-          <w:b/>
-          <w:bCs/>
-        </w:rPr>
-        <w:t xml:space="preserve">Postal Code : </w:t>
-      </w:r>
-      <w:r>
-        <w:rPr>
-          <w:b/>
-          <w:bCs/>
-        </w:rPr>
-        <w:t>26100</w:t>
-      </w:r>
-    </w:p>
-    <w:p>
-      <w:pPr>
-        <w:spacing w:after="120" w:line="240" w:lineRule="auto"/>
-        <w:rPr>
-          <w:b/>
-          <w:bCs/>
-        </w:rPr>
-      </w:pPr>
-      <w:r>
-        <w:rPr>
-          <w:b/>
-          <w:bCs/>
-        </w:rPr>
-        <w:t xml:space="preserve">ADRESS: </w:t>
-      </w:r>
-      <w:r>
-        <w:rPr>
-          <w:b/>
-          <w:bCs/>
-        </w:rPr>
-        <w:t>CENTRE D'AFFAIRES SALE AVENUE ABDELKRIM KHATTABI - HAY ESSALAM</w:t>
-      </w:r>
-    </w:p>
-    <w:p>
-      <w:pPr>
-        <w:spacing w:after="120" w:line="240" w:lineRule="auto"/>
-        <w:rPr>
-          <w:b/>
-          <w:bCs/>
-          <w:u w:val="single"/>
-        </w:rPr>
-      </w:pPr>
-      <w:r>
-        <w:rPr>
-          <w:b/>
-          <w:bCs/>
-          <w:u w:val="single"/>
-        </w:rPr>
-        <w:t xml:space="preserve">Documents </w:t>
-      </w:r>
-      <w:r>
-        <w:rPr>
-          <w:b/>
-          <w:bCs/>
-          <w:u w:val="single"/>
-        </w:rPr>
-        <w:t>Terms</w:t>
-      </w:r>
-      <w:r>
-        <w:rPr>
-          <w:b/>
-          <w:bCs/>
-          <w:u w:val="single"/>
-        </w:rPr>
-        <w:t>:</w:t>
-      </w:r>
-    </w:p>
-    <w:p>
-      <w:pPr>
-        <w:spacing w:after="120" w:line="240" w:lineRule="auto"/>
-        <w:rPr>
-          <w:b/>
-          <w:bCs/>
-          <w:color w:val="000000" w:themeColor="text1"/>
-          <w:rtl/>
-        </w:rPr>
-      </w:pPr>
-      <w:r>
-        <w:rPr>
-          <w:b/>
-          <w:bCs/>
-        </w:rPr>
-        <w:t>That Cover</w:t>
-      </w:r>
-      <w:r>
-        <w:rPr>
-          <w:b/>
-          <w:bCs/>
-        </w:rPr>
-        <w:t xml:space="preserve"> </w:t>
-      </w:r>
-      <w:r>
-        <w:rPr>
-          <w:b/>
-          <w:bCs/>
-        </w:rPr>
-        <w:t xml:space="preserve">is </w:t>
-      </w:r>
-      <w:r>
-        <w:rPr>
-          <w:b/>
-          <w:bCs/>
-        </w:rPr>
-        <w:t>Cash</w:t>
-      </w:r>
-      <w:r>
-        <w:rPr>
-          <w:b/>
-          <w:bCs/>
-        </w:rPr>
-        <w:t xml:space="preserve"> against Documents With</w:t>
-      </w:r>
-      <w:r>
-        <w:rPr>
-          <w:b/>
-          <w:bCs/>
-        </w:rPr>
-        <w:t xml:space="preserve"> amount </w:t>
-      </w:r>
-      <w:r>
-        <w:rPr>
-          <w:b/>
-          <w:bCs/>
-        </w:rPr>
-        <w:t>74250</w:t>
-      </w:r>
-      <w:r>
-        <w:rPr>
-          <w:b/>
-          <w:bCs/>
-        </w:rPr>
-        <w:t xml:space="preserve"> USD </w:t>
-      </w:r>
-      <w:r>
-        <w:rPr>
-          <w:b/>
-          <w:bCs/>
-          <w:color w:val="000000" w:themeColor="text1"/>
-        </w:rPr>
-        <w:t>(</w:t>
-      </w:r>
-      <w:proofErr w:type="gramStart"/>
-      <w:r>
-        <w:rPr>
-          <w:b/>
-          <w:bCs/>
-          <w:color w:val="000000" w:themeColor="text1"/>
-        </w:rPr>
-        <w:t>SEVENTY FOUR</w:t>
-      </w:r>
-      <w:proofErr w:type="gramEnd"/>
-      <w:r>
-        <w:rPr>
-          <w:b/>
-          <w:bCs/>
-          <w:color w:val="000000" w:themeColor="text1"/>
-        </w:rPr>
-        <w:t xml:space="preserve"> THOUSAND TWO HUNDRED FIFTY USD ONLY</w:t>
-      </w:r>
-      <w:r>
-        <w:rPr>
-          <w:b/>
-          <w:bCs/>
-          <w:color w:val="000000" w:themeColor="text1"/>
-        </w:rPr>
-        <w:t>)</w:t>
-      </w:r>
-    </w:p>
-    <w:p>
-      <w:pPr>
-        <w:spacing w:after="120" w:line="240" w:lineRule="auto"/>
-        <w:rPr>
-          <w:b/>
-          <w:bCs/>
-          <w:u w:val="single"/>
-          <w:lang w:bidi="ar-EG"/>
-        </w:rPr>
-      </w:pPr>
-      <w:r>
-        <w:rPr>
-          <w:b/>
-          <w:bCs/>
-          <w:color w:val="000000" w:themeColor="text1"/>
-        </w:rPr>
-        <w:t xml:space="preserve">Inv number </w:t>
-      </w:r>
-      <w:proofErr w:type="gramStart"/>
-      <w:r>
-        <w:rPr>
-          <w:b/>
-          <w:bCs/>
-          <w:color w:val="000000" w:themeColor="text1"/>
-        </w:rPr>
-        <w:t>1431</w:t>
-      </w:r>
-      <w:r>
-        <w:rPr>
-          <w:b/>
-          <w:bCs/>
-          <w:color w:val="000000" w:themeColor="text1"/>
-        </w:rPr>
-        <w:t xml:space="preserve"> </w:t>
-      </w:r>
-      <w:r>
-        <w:rPr>
-          <w:b/>
-          <w:bCs/>
-          <w:color w:val="000000" w:themeColor="text1"/>
-        </w:rPr>
-        <w:t>.</w:t>
-      </w:r>
-      <w:proofErr w:type="gramEnd"/>
-    </w:p>
-    <w:p>
-      <w:pPr>
-        <w:spacing w:after="120" w:line="240" w:lineRule="auto"/>
-        <w:jc w:val="center"/>
-        <w:rPr>
-          <w:b/>
-          <w:bCs/>
-        </w:rPr>
-      </w:pPr>
-      <w:r>
-        <w:rPr>
-          <w:b/>
-          <w:bCs/>
-        </w:rPr>
-        <w:t>Cover Letter</w:t>
-      </w:r>
-      <w:r>
-        <w:rPr>
-          <w:b/>
-          <w:bCs/>
-        </w:rPr>
-        <w:t xml:space="preserve"> FOR</w:t>
-      </w:r>
-      <w:r>
-        <w:rPr>
-          <w:b/>
-          <w:bCs/>
-        </w:rPr>
-        <w:t xml:space="preserve"> BL </w:t>
-      </w:r>
+        <w:spacing w:after="0" w:line="240" w:lineRule="auto"/>
+        <w:rPr>
+          <w:b/>
+          <w:bCs/>
+        </w:rPr>
+      </w:pPr>
       <w:r>
         <w:rPr>
           <w:b/>
@@ -915,7 +1097,6 @@
     <w:tbl>
       <w:tblPr>
         <w:tblStyle w:val="TableGrid"/>
-        <w:tblpPr w:leftFromText="180" w:rightFromText="180" w:vertAnchor="text" w:horzAnchor="margin" w:tblpY="28"/>
         <w:tblW w:w="0" w:type="auto"/>
         <w:tblLook w:val="04A0" w:firstRow="1" w:lastRow="0" w:firstColumn="1" w:lastColumn="0" w:noHBand="0" w:noVBand="1"/>
       </w:tblPr>
@@ -925,7 +1106,7 @@
       </w:tblGrid>
       <w:tr>
         <w:trPr>
-          <w:trHeight w:val="260"/>
+          <w:trHeight w:val="314"/>
         </w:trPr>
         <w:tc>
           <w:tcPr>
@@ -970,7 +1151,7 @@
       </w:tr>
       <w:tr>
         <w:trPr>
-          <w:trHeight w:val="215"/>
+          <w:trHeight w:val="399"/>
         </w:trPr>
         <w:tc>
           <w:tcPr>
@@ -988,7 +1169,14 @@
                 <w:b/>
                 <w:bCs/>
               </w:rPr>
-              <w:t>BL Original</w:t>
+              <w:t xml:space="preserve">BL </w:t>
+            </w:r>
+            <w:r>
+              <w:rPr>
+                <w:b/>
+                <w:bCs/>
+              </w:rPr>
+              <w:t>Original</w:t>
             </w:r>
           </w:p>
         </w:tc>
@@ -1198,7 +1386,14 @@
                 <w:b/>
                 <w:bCs/>
               </w:rPr>
-              <w:t>Phytosanitary certificate</w:t>
+              <w:t>Phytosanitary</w:t>
+            </w:r>
+            <w:r>
+              <w:rPr>
+                <w:b/>
+                <w:bCs/>
+              </w:rPr>
+              <w:t xml:space="preserve"> certificate</w:t>
             </w:r>
           </w:p>
         </w:tc>
@@ -1240,7 +1435,23 @@
                 <w:b/>
                 <w:bCs/>
               </w:rPr>
-              <w:t xml:space="preserve">Export Cr SAD </w:t>
+              <w:t>Export Cr (</w:t>
+            </w:r>
+            <w:proofErr w:type="gramStart"/>
+            <w:r>
+              <w:rPr>
+                <w:b/>
+                <w:bCs/>
+              </w:rPr>
+              <w:t>SAD )</w:t>
+            </w:r>
+            <w:proofErr w:type="gramEnd"/>
+            <w:r>
+              <w:rPr>
+                <w:b/>
+                <w:bCs/>
+              </w:rPr>
+              <w:t xml:space="preserve"> </w:t>
             </w:r>
           </w:p>
         </w:tc>
@@ -1265,70 +1476,10 @@
           </w:p>
         </w:tc>
       </w:tr>
-      <w:tr>
-        <w:tc>
-          <w:tcPr>
-            <w:tcW w:w="4681" w:type="dxa"/>
-          </w:tcPr>
-          <w:p>
-            <w:pPr>
-              <w:rPr>
-                <w:b/>
-                <w:bCs/>
-              </w:rPr>
-            </w:pPr>
-            <w:r>
-              <w:rPr>
-                <w:b/>
-                <w:bCs/>
-              </w:rPr>
-              <w:t xml:space="preserve">Total of Documents </w:t>
-            </w:r>
-          </w:p>
-        </w:tc>
-        <w:tc>
-          <w:tcPr>
-            <w:tcW w:w="4669" w:type="dxa"/>
-          </w:tcPr>
-          <w:p>
-            <w:pPr>
-              <w:rPr>
-                <w:b/>
-                <w:bCs/>
-                <w:rtl/>
-                <w:lang w:bidi="ar-EG"/>
-              </w:rPr>
-            </w:pPr>
-            <w:r>
-              <w:rPr>
-                <w:b/>
-                <w:bCs/>
-              </w:rPr>
-              <w:t xml:space="preserve">13 Document </w:t>
-            </w:r>
-          </w:p>
-        </w:tc>
-      </w:tr>
     </w:tbl>
     <w:p>
       <w:pPr>
-        <w:spacing w:after="120" w:line="240" w:lineRule="auto"/>
-        <w:rPr>
-          <w:b/>
-          <w:bCs/>
-        </w:rPr>
-      </w:pPr>
-      <w:r>
-        <w:rPr>
-          <w:b/>
-          <w:bCs/>
-        </w:rPr>
-        <w:t xml:space="preserve">  </w:t>
-      </w:r>
-    </w:p>
-    <w:p>
-      <w:pPr>
-        <w:spacing w:after="120" w:line="240" w:lineRule="auto"/>
+        <w:spacing w:after="0" w:line="240" w:lineRule="auto"/>
         <w:rPr>
           <w:b/>
           <w:bCs/>
